--- a/tests/corpus_v2/docs/supply_0012.docx
+++ b/tests/corpus_v2/docs/supply_0012.docx
@@ -21,19 +21,25 @@
         <w:rPr>
           <w:b/>
         </w:rPr>
-        <w:t xml:space="preserve">№ 8/2024-П</w:t>
-      </w:r>
-    </w:p>
-    <w:p/>
-    <w:p>
-      <w:r>
-        <w:t xml:space="preserve">г. Воронеж</w:t>
+        <w:t xml:space="preserve">№ </w:t>
+      </w:r>
+      <w:r>
+        <w:rPr>
+          <w:b/>
+        </w:rPr>
+        <w:t xml:space="preserve">04Ф-64725/13-734Д</w:t>
+      </w:r>
+    </w:p>
+    <w:p/>
+    <w:p>
+      <w:r>
+        <w:t xml:space="preserve">г. Санкт-Петербург</w:t>
       </w:r>
       <w:r>
         <w:t xml:space="preserve">     </w:t>
       </w:r>
       <w:r>
-        <w:t xml:space="preserve">«03» ноября 2025 г.</w:t>
+        <w:t xml:space="preserve">25.12.2025</w:t>
       </w:r>
     </w:p>
     <w:p/>
@@ -108,10 +114,10 @@
         <w:t xml:space="preserve">, именуемый в дальнейшем «Покупатель»</w:t>
       </w:r>
       <w:r>
-        <w:t xml:space="preserve">, с другой стороны, совместно именуемые «Стороны», заключили настоящий </w:t>
-      </w:r>
-      <w:r>
-        <w:t xml:space="preserve">Договор № 11/2025-А</w:t>
+        <w:t xml:space="preserve">, с другой стороны, совместно именуемые «Стороны», заключили настоящий Договор № </w:t>
+      </w:r>
+      <w:r>
+        <w:t xml:space="preserve">20/14</w:t>
       </w:r>
       <w:r>
         <w:t xml:space="preserve"> (далее — Договор) о нижеследующем:</w:t>
@@ -150,7 +156,7 @@
         <w:t xml:space="preserve">Поставка осуществляется партиями на основании заявок Покупателя; срок отгрузки партии — </w:t>
       </w:r>
       <w:r>
-        <w:t xml:space="preserve">60 дней с момента заключения контракта</w:t>
+        <w:t xml:space="preserve">в течение 14 календарных дней со дня предъявления требования</w:t>
       </w:r>
       <w:r>
         <w:t xml:space="preserve">.</w:t>
@@ -186,7 +192,13 @@
         <w:t xml:space="preserve">2.1. Общая цена Договора: </w:t>
       </w:r>
       <w:r>
-        <w:t xml:space="preserve">500 000 (Пятьсот тысяч) рублей 00 копеек</w:t>
+        <w:t xml:space="preserve">не более 21 800 000 (Двадцати одного миллиона восьмисот тысяч) рублей 0 коп.</w:t>
+      </w:r>
+      <w:r>
+        <w:t xml:space="preserve">, </w:t>
+      </w:r>
+      <w:r>
+        <w:t xml:space="preserve">Без НДС</w:t>
       </w:r>
       <w:r>
         <w:t xml:space="preserve">.</w:t>
@@ -197,7 +209,13 @@
         <w:t xml:space="preserve">2.2. Налог: </w:t>
       </w:r>
       <w:r>
-        <w:t xml:space="preserve">21% годовых</w:t>
+        <w:t xml:space="preserve">1/130 ключевой ставки ЦБ РФ от общей суммы счета</w:t>
+      </w:r>
+      <w:r>
+        <w:t xml:space="preserve">, но не более </w:t>
+      </w:r>
+      <w:r>
+        <w:t xml:space="preserve">20 (двадцать) процентов от цены Договора</w:t>
       </w:r>
       <w:r>
         <w:t xml:space="preserve">.</w:t>
@@ -208,7 +226,7 @@
         <w:t xml:space="preserve">2.3. Срок оплаты — </w:t>
       </w:r>
       <w:r>
-        <w:t xml:space="preserve">30 рабочих дней с момента поступления денежных средств на расчетный счет</w:t>
+        <w:t xml:space="preserve">не позднее 19.10.2026</w:t>
       </w:r>
       <w:r>
         <w:t xml:space="preserve">.</w:t>
@@ -228,7 +246,7 @@
         <w:t xml:space="preserve">, артикул </w:t>
       </w:r>
       <w:r>
-        <w:t xml:space="preserve">RM-9803-62</w:t>
+        <w:t xml:space="preserve">RM-6179-77</w:t>
       </w:r>
       <w:r>
         <w:t xml:space="preserve">, код </w:t>
@@ -288,7 +306,10 @@
         <w:t xml:space="preserve">. Цена — </w:t>
       </w:r>
       <w:r>
-        <w:t xml:space="preserve">341 514,68 (триста сорок одна тысяча пятьсот четырнадцать рублей шестьдесят восемь копеек)</w:t>
+        <w:t xml:space="preserve">Пятьсот семьдесят девять тысяч рублей 00 копеек</w:t>
+      </w:r>
+      <w:r>
+        <w:t xml:space="preserve">, НДС не облагается</w:t>
       </w:r>
       <w:r>
         <w:t xml:space="preserve">.</w:t>
@@ -308,7 +329,7 @@
         <w:t xml:space="preserve">3.1. Место исполнения обязательств: </w:t>
       </w:r>
       <w:r>
-        <w:t xml:space="preserve">603000, г. Нижний Новгород, просп. Пушкина, д. 22, кв. 81</w:t>
+        <w:t xml:space="preserve">170100, г. Тверь, наб. Садовая, д. 41, кв. 115</w:t>
       </w:r>
       <w:r>
         <w:t xml:space="preserve">.</w:t>
@@ -325,7 +346,7 @@
         <w:t xml:space="preserve"> по телефону </w:t>
       </w:r>
       <w:r>
-        <w:t xml:space="preserve">+7 (846) 424-67-93</w:t>
+        <w:t xml:space="preserve">+7 (846) 243-67-76</w:t>
       </w:r>
       <w:r>
         <w:t xml:space="preserve">.</w:t>
@@ -336,7 +357,7 @@
         <w:t xml:space="preserve">3.3. Срок исполнения обязательств — </w:t>
       </w:r>
       <w:r>
-        <w:t xml:space="preserve">5 рабочих дней</w:t>
+        <w:t xml:space="preserve">в течение семи дней с момента выставления счета</w:t>
       </w:r>
       <w:r>
         <w:t xml:space="preserve">.</w:t>
@@ -367,13 +388,19 @@
         <w:t xml:space="preserve">Размер неустойки за нарушение сроков оплаты: </w:t>
       </w:r>
       <w:r>
-        <w:t xml:space="preserve">не более 30% от цены договора</w:t>
+        <w:t xml:space="preserve">0,1 % от стоимости неоплаченных работ</w:t>
       </w:r>
       <w:r>
         <w:t xml:space="preserve">. Предельный размер ответственности: </w:t>
       </w:r>
       <w:r>
-        <w:t xml:space="preserve">1/130 ключевой ставки ЦБ РФ</w:t>
+        <w:t xml:space="preserve">15 (пятнадцать) процентов от цены Договора</w:t>
+      </w:r>
+      <w:r>
+        <w:t xml:space="preserve">, но не более </w:t>
+      </w:r>
+      <w:r>
+        <w:t xml:space="preserve">15 (пятнадцать) процентов от цены Договора</w:t>
       </w:r>
       <w:r>
         <w:t xml:space="preserve">.</w:t>
@@ -395,7 +422,7 @@
         <w:t xml:space="preserve">Сторона, для которой создалась невозможность исполнения, обязана уведомить другую Сторону. Срок уведомления — </w:t>
       </w:r>
       <w:r>
-        <w:t xml:space="preserve">не позднее 27.03.2026</w:t>
+        <w:t xml:space="preserve">в течение 3 месяцев со дня предъявления требования</w:t>
       </w:r>
       <w:r>
         <w:t xml:space="preserve">.</w:t>
@@ -409,13 +436,79 @@
         <w:t xml:space="preserve">Все споры и разногласия решаются путём переговоров. Претензионный порядок обязателен, срок ответа на претензию — </w:t>
       </w:r>
       <w:r>
-        <w:t xml:space="preserve">не более 60 месяцев с момента заключения кредитного договора</w:t>
-      </w:r>
-      <w:r>
-        <w:t xml:space="preserve">.</w:t>
-      </w:r>
-    </w:p>
-    <w:p/>
+        <w:t xml:space="preserve">в течение семи рабочих дней с даты подписания Сторонами акта сдачи-приемки оказанных услуг</w:t>
+      </w:r>
+      <w:r>
+        <w:t xml:space="preserve">.</w:t>
+      </w:r>
+    </w:p>
+    <w:p/>
+    <w:p/>
+    <w:p/>
+    <w:p>
+      <w:r>
+        <w:rPr>
+          <w:b/>
+        </w:rPr>
+        <w:t xml:space="preserve">9. КОНТРОЛЬНЫЕ ВЕЛИЧИНЫ</w:t>
+      </w:r>
+    </w:p>
+    <w:p>
+      <w:r>
+        <w:t xml:space="preserve">9.1. Контрольная запись: </w:t>
+      </w:r>
+      <w:r>
+        <w:t xml:space="preserve">6/15</w:t>
+      </w:r>
+      <w:r>
+        <w:t xml:space="preserve">.</w:t>
+      </w:r>
+    </w:p>
+    <w:p>
+      <w:r>
+        <w:t xml:space="preserve">9.2. Контрольная запись: </w:t>
+      </w:r>
+      <w:r>
+        <w:rPr>
+          <w:b/>
+        </w:rPr>
+        <w:t xml:space="preserve">9 9</w:t>
+      </w:r>
+      <w:r>
+        <w:t xml:space="preserve">60 000 (Девять миллионов девятьсот шестьдесят тысяч) руб. 00 копеек</w:t>
+      </w:r>
+      <w:r>
+        <w:t xml:space="preserve">.</w:t>
+      </w:r>
+    </w:p>
+    <w:p>
+      <w:r>
+        <w:t xml:space="preserve">9.3. Контрольная запись: </w:t>
+      </w:r>
+      <w:r>
+        <w:rPr>
+          <w:b/>
+        </w:rPr>
+        <w:t xml:space="preserve">1/1</w:t>
+      </w:r>
+      <w:r>
+        <w:t xml:space="preserve">30 ключевой ставки ЦБ РФ годовых</w:t>
+      </w:r>
+      <w:r>
+        <w:t xml:space="preserve">.</w:t>
+      </w:r>
+    </w:p>
+    <w:p>
+      <w:r>
+        <w:t xml:space="preserve">9.4. Контрольная запись: </w:t>
+      </w:r>
+      <w:r>
+        <w:t xml:space="preserve">не п озднее ­12.10.2026</w:t>
+      </w:r>
+      <w:r>
+        <w:t xml:space="preserve">.</w:t>
+      </w:r>
+    </w:p>
     <w:p/>
     <w:p>
       <w:r>
@@ -473,7 +566,7 @@
               <w:t xml:space="preserve">Адрес регистрации: </w:t>
             </w:r>
             <w:r>
-              <w:t xml:space="preserve">143400, г. Красногорск, ул. Гагарина, д. 20, кв. 170</w:t>
+              <w:t xml:space="preserve">603000, г. Нижний Новгород, ш. Промышленная, д. 75, кв. 133</w:t>
             </w:r>
           </w:p>
           <w:p>
@@ -512,7 +605,7 @@
               <w:t xml:space="preserve">Тел.: </w:t>
             </w:r>
             <w:r>
-              <w:t xml:space="preserve">+7 (812) 274-63-41</w:t>
+              <w:t xml:space="preserve">+7 (812) 953-16-18</w:t>
             </w:r>
           </w:p>
           <w:p>
@@ -520,7 +613,7 @@
               <w:t xml:space="preserve">E-mail: </w:t>
             </w:r>
             <w:r>
-              <w:t xml:space="preserve">novikova@mail.ru</w:t>
+              <w:t xml:space="preserve">novikova@yandex.ru</w:t>
             </w:r>
           </w:p>
           <w:p/>
@@ -563,7 +656,7 @@
               <w:t xml:space="preserve">Адрес регистрации: </w:t>
             </w:r>
             <w:r>
-              <w:t xml:space="preserve">630099, г. Новосибирск, пер. Профсоюзная, д. 41, кв. 29</w:t>
+              <w:t xml:space="preserve">394000, г. Воронеж, пер. Садовая, д. 17, кв. 166</w:t>
             </w:r>
           </w:p>
           <w:p>
@@ -602,7 +695,7 @@
               <w:t xml:space="preserve">Тел.: </w:t>
             </w:r>
             <w:r>
-              <w:t xml:space="preserve">+7 (495) 735-79-60</w:t>
+              <w:t xml:space="preserve">+7 (843) 122-64-85</w:t>
             </w:r>
           </w:p>
           <w:p>
@@ -610,7 +703,7 @@
               <w:t xml:space="preserve">E-mail: </w:t>
             </w:r>
             <w:r>
-              <w:t xml:space="preserve">semenov@bk.ru</w:t>
+              <w:t xml:space="preserve">semenov@mail.ru</w:t>
             </w:r>
           </w:p>
           <w:p/>

--- a/tests/corpus_v2/docs/supply_0012.docx
+++ b/tests/corpus_v2/docs/supply_0012.docx
@@ -458,7 +458,13 @@
         <w:t xml:space="preserve">9.1. Контрольная запись: </w:t>
       </w:r>
       <w:r>
-        <w:t xml:space="preserve">6/15</w:t>
+        <w:rPr>
+          <w:b/>
+        </w:rPr>
+        <w:t xml:space="preserve">6/1</w:t>
+      </w:r>
+      <w:r>
+        <w:t xml:space="preserve">5</w:t>
       </w:r>
       <w:r>
         <w:t xml:space="preserve">.</w:t>

--- a/tests/corpus_v2/docs/supply_0012.docx
+++ b/tests/corpus_v2/docs/supply_0012.docx
@@ -27,7 +27,7 @@
         <w:rPr>
           <w:b/>
         </w:rPr>
-        <w:t xml:space="preserve">04Ф-64725/13-734Д</w:t>
+        <w:t xml:space="preserve">1/25</w:t>
       </w:r>
     </w:p>
     <w:p/>
@@ -39,7 +39,7 @@
         <w:t xml:space="preserve">     </w:t>
       </w:r>
       <w:r>
-        <w:t xml:space="preserve">25.12.2025</w:t>
+        <w:t xml:space="preserve">23.02.2025</w:t>
       </w:r>
     </w:p>
     <w:p/>
@@ -117,7 +117,7 @@
         <w:t xml:space="preserve">, с другой стороны, совместно именуемые «Стороны», заключили настоящий Договор № </w:t>
       </w:r>
       <w:r>
-        <w:t xml:space="preserve">20/14</w:t>
+        <w:t xml:space="preserve">81Ф-10293/14-280Д</w:t>
       </w:r>
       <w:r>
         <w:t xml:space="preserve"> (далее — Договор) о нижеследующем:</w:t>
@@ -156,7 +156,7 @@
         <w:t xml:space="preserve">Поставка осуществляется партиями на основании заявок Покупателя; срок отгрузки партии — </w:t>
       </w:r>
       <w:r>
-        <w:t xml:space="preserve">в течение 14 календарных дней со дня предъявления требования</w:t>
+        <w:t xml:space="preserve">в течение 10 календарных дней со дня предъявления требования</w:t>
       </w:r>
       <w:r>
         <w:t xml:space="preserve">.</w:t>
@@ -192,7 +192,7 @@
         <w:t xml:space="preserve">2.1. Общая цена Договора: </w:t>
       </w:r>
       <w:r>
-        <w:t xml:space="preserve">не более 21 800 000 (Двадцати одного миллиона восьмисот тысяч) рублей 0 коп.</w:t>
+        <w:t xml:space="preserve">не более 755 000 (Семисот пятидесяти пяти тысяч) рублей 5 коп.</w:t>
       </w:r>
       <w:r>
         <w:t xml:space="preserve">, </w:t>
@@ -226,7 +226,7 @@
         <w:t xml:space="preserve">2.3. Срок оплаты — </w:t>
       </w:r>
       <w:r>
-        <w:t xml:space="preserve">не позднее 19.10.2026</w:t>
+        <w:t xml:space="preserve">не позднее 19.09.2026</w:t>
       </w:r>
       <w:r>
         <w:t xml:space="preserve">.</w:t>

--- a/tests/corpus_v2/docs/supply_0012.docx
+++ b/tests/corpus_v2/docs/supply_0012.docx
@@ -54,7 +54,7 @@
         <w:t xml:space="preserve">паспорт </w:t>
       </w:r>
       <w:r>
-        <w:t xml:space="preserve">03 16 879999</w:t>
+        <w:t xml:space="preserve">85 15 417953</w:t>
       </w:r>
       <w:r>
         <w:t xml:space="preserve">, выдан </w:t>
@@ -72,7 +72,7 @@
         <w:t xml:space="preserve">, код подразделения </w:t>
       </w:r>
       <w:r>
-        <w:t xml:space="preserve">864-848</w:t>
+        <w:t xml:space="preserve">860-864</w:t>
       </w:r>
       <w:r>
         <w:t xml:space="preserve">, именуемая в дальнейшем «Поставщик»</w:t>
@@ -90,7 +90,7 @@
         <w:t xml:space="preserve">паспорт </w:t>
       </w:r>
       <w:r>
-        <w:t xml:space="preserve">73 07 277588</w:t>
+        <w:t xml:space="preserve">24 04 537329</w:t>
       </w:r>
       <w:r>
         <w:t xml:space="preserve">, выдан </w:t>
@@ -303,10 +303,16 @@
         <w:t xml:space="preserve">МКАС при ТПП РФ</w:t>
       </w:r>
       <w:r>
+        <w:t xml:space="preserve">. Товар отгружается с сопроводительным документом паспорт качества № </w:t>
+      </w:r>
+      <w:r>
+        <w:t xml:space="preserve">72 07 242509</w:t>
+      </w:r>
+      <w:r>
         <w:t xml:space="preserve">. Цена — </w:t>
       </w:r>
       <w:r>
-        <w:t xml:space="preserve">Пятьсот семьдесят девять тысяч рублей 00 копеек</w:t>
+        <w:t xml:space="preserve">Один миллион восемьсот тридцать тысяч рублей 50 копеек</w:t>
       </w:r>
       <w:r>
         <w:t xml:space="preserve">, НДС не облагается</w:t>
@@ -329,7 +335,7 @@
         <w:t xml:space="preserve">3.1. Место исполнения обязательств: </w:t>
       </w:r>
       <w:r>
-        <w:t xml:space="preserve">170100, г. Тверь, наб. Садовая, д. 41, кв. 115</w:t>
+        <w:t xml:space="preserve">630099, г. Новосибирск, наб. Космонавтов, д. 18, кв. 115</w:t>
       </w:r>
       <w:r>
         <w:t xml:space="preserve">.</w:t>
@@ -346,7 +352,7 @@
         <w:t xml:space="preserve"> по телефону </w:t>
       </w:r>
       <w:r>
-        <w:t xml:space="preserve">+7 (846) 243-67-76</w:t>
+        <w:t xml:space="preserve">+7 (383) 957-32-68</w:t>
       </w:r>
       <w:r>
         <w:t xml:space="preserve">.</w:t>
@@ -357,7 +363,7 @@
         <w:t xml:space="preserve">3.3. Срок исполнения обязательств — </w:t>
       </w:r>
       <w:r>
-        <w:t xml:space="preserve">в течение семи дней с момента выставления счета</w:t>
+        <w:t xml:space="preserve">в течение сорока пяти дней с момента выставления счета</w:t>
       </w:r>
       <w:r>
         <w:t xml:space="preserve">.</w:t>
@@ -394,13 +400,13 @@
         <w:t xml:space="preserve">. Предельный размер ответственности: </w:t>
       </w:r>
       <w:r>
-        <w:t xml:space="preserve">15 (пятнадцать) процентов от цены Договора</w:t>
+        <w:t xml:space="preserve">7 (семь) процентов от цены Договора</w:t>
       </w:r>
       <w:r>
         <w:t xml:space="preserve">, но не более </w:t>
       </w:r>
       <w:r>
-        <w:t xml:space="preserve">15 (пятнадцать) процентов от цены Договора</w:t>
+        <w:t xml:space="preserve">5 (пять) процентов от цены Договора</w:t>
       </w:r>
       <w:r>
         <w:t xml:space="preserve">.</w:t>
@@ -422,7 +428,7 @@
         <w:t xml:space="preserve">Сторона, для которой создалась невозможность исполнения, обязана уведомить другую Сторону. Срок уведомления — </w:t>
       </w:r>
       <w:r>
-        <w:t xml:space="preserve">в течение 3 месяцев со дня предъявления требования</w:t>
+        <w:t xml:space="preserve">в течение 12 месяцев со дня предъявления требования</w:t>
       </w:r>
       <w:r>
         <w:t xml:space="preserve">.</w:t>
@@ -461,10 +467,10 @@
         <w:rPr>
           <w:b/>
         </w:rPr>
-        <w:t xml:space="preserve">6/1</w:t>
-      </w:r>
-      <w:r>
-        <w:t xml:space="preserve">5</w:t>
+        <w:t xml:space="preserve">7/1</w:t>
+      </w:r>
+      <w:r>
+        <w:t xml:space="preserve">7</w:t>
       </w:r>
       <w:r>
         <w:t xml:space="preserve">.</w:t>
@@ -478,10 +484,10 @@
         <w:rPr>
           <w:b/>
         </w:rPr>
-        <w:t xml:space="preserve">9 9</w:t>
-      </w:r>
-      <w:r>
-        <w:t xml:space="preserve">60 000 (Девять миллионов девятьсот шестьдесят тысяч) руб. 00 копеек</w:t>
+        <w:t xml:space="preserve">9</w:t>
+      </w:r>
+      <w:r>
+        <w:t xml:space="preserve">00 000 (Девятьсот тысяч) руб. 50 копеек</w:t>
       </w:r>
       <w:r>
         <w:t xml:space="preserve">.</w:t>
@@ -509,7 +515,7 @@
         <w:t xml:space="preserve">9.4. Контрольная запись: </w:t>
       </w:r>
       <w:r>
-        <w:t xml:space="preserve">не п озднее ­12.10.2026</w:t>
+        <w:t xml:space="preserve">в течение 14 (Ч етырнадцати) банковских дн­ей с момента выставления счета</w:t>
       </w:r>
       <w:r>
         <w:t xml:space="preserve">.</w:t>
@@ -580,7 +586,7 @@
               <w:t xml:space="preserve">Паспорт </w:t>
             </w:r>
             <w:r>
-              <w:t xml:space="preserve">03 16 879999</w:t>
+              <w:t xml:space="preserve">85 15 417953</w:t>
             </w:r>
             <w:r>
               <w:t xml:space="preserve">, выдан ГУ МВД России по г. Москве 18.01.2010</w:t>
@@ -589,7 +595,7 @@
               <w:t xml:space="preserve">, код подразделения </w:t>
             </w:r>
             <w:r>
-              <w:t xml:space="preserve">864-848</w:t>
+              <w:t xml:space="preserve">860-864</w:t>
             </w:r>
           </w:p>
           <w:p>
@@ -597,13 +603,13 @@
               <w:t xml:space="preserve">СНИЛС </w:t>
             </w:r>
             <w:r>
-              <w:t xml:space="preserve">915-316-957 13</w:t>
+              <w:t xml:space="preserve">531-695-707 03</w:t>
             </w:r>
             <w:r>
               <w:t xml:space="preserve"> ИНН </w:t>
             </w:r>
             <w:r>
-              <w:t xml:space="preserve">767842174632</w:t>
+              <w:t xml:space="preserve">784217469187</w:t>
             </w:r>
           </w:p>
           <w:p>
@@ -670,7 +676,7 @@
               <w:t xml:space="preserve">Паспорт </w:t>
             </w:r>
             <w:r>
-              <w:t xml:space="preserve">73 07 277588</w:t>
+              <w:t xml:space="preserve">24 04 537329</w:t>
             </w:r>
             <w:r>
               <w:t xml:space="preserve">, выдан ОВД «Тропарёво» г. Москвы 09.08.2004</w:t>
@@ -687,13 +693,13 @@
               <w:t xml:space="preserve">СНИЛС </w:t>
             </w:r>
             <w:r>
-              <w:t xml:space="preserve">225-203-484 24</w:t>
+              <w:t xml:space="preserve">203-484-934 55</w:t>
             </w:r>
             <w:r>
               <w:t xml:space="preserve"> ИНН </w:t>
             </w:r>
             <w:r>
-              <w:t xml:space="preserve">218760225201</w:t>
+              <w:t xml:space="preserve">760225222539</w:t>
             </w:r>
           </w:p>
           <w:p>

--- a/tests/corpus_v2/docs/supply_0012.docx
+++ b/tests/corpus_v2/docs/supply_0012.docx
@@ -309,10 +309,46 @@
         <w:t xml:space="preserve">72 07 242509</w:t>
       </w:r>
       <w:r>
+        <w:t xml:space="preserve">. К партии приложен паспорт изделия № </w:t>
+      </w:r>
+      <w:r>
+        <w:t xml:space="preserve">22 11 769348</w:t>
+      </w:r>
+      <w:r>
+        <w:t xml:space="preserve">. Оборудование поставляется с паспортом транспортного средства № </w:t>
+      </w:r>
+      <w:r>
+        <w:t xml:space="preserve">41 15 680846</w:t>
+      </w:r>
+      <w:r>
+        <w:t xml:space="preserve">. Приёмка производится согласно техническому паспорту </w:t>
+      </w:r>
+      <w:r>
+        <w:t xml:space="preserve">18 15 545444</w:t>
+      </w:r>
+      <w:r>
+        <w:t xml:space="preserve">. СНИЛС не указан, номер заказа </w:t>
+      </w:r>
+      <w:r>
+        <w:t xml:space="preserve">858-179-782 58</w:t>
+      </w:r>
+      <w:r>
+        <w:t xml:space="preserve">. Дата рождения не проставлена, документ выдан </w:t>
+      </w:r>
+      <w:r>
+        <w:t xml:space="preserve">16.03.2015</w:t>
+      </w:r>
+      <w:r>
+        <w:t xml:space="preserve">. Код подразделения, см. артикул </w:t>
+      </w:r>
+      <w:r>
+        <w:t xml:space="preserve">156-679</w:t>
+      </w:r>
+      <w:r>
         <w:t xml:space="preserve">. Цена — </w:t>
       </w:r>
       <w:r>
-        <w:t xml:space="preserve">Один миллион восемьсот тридцать тысяч рублей 50 копеек</w:t>
+        <w:t xml:space="preserve">Девять миллионов сто девяносто тысяч рублей 00 копеек</w:t>
       </w:r>
       <w:r>
         <w:t xml:space="preserve">, НДС не облагается</w:t>
@@ -335,7 +371,7 @@
         <w:t xml:space="preserve">3.1. Место исполнения обязательств: </w:t>
       </w:r>
       <w:r>
-        <w:t xml:space="preserve">630099, г. Новосибирск, наб. Космонавтов, д. 18, кв. 115</w:t>
+        <w:t xml:space="preserve">620014, г. Екатеринбург, ул. Кирова, д. 47, кв. 152</w:t>
       </w:r>
       <w:r>
         <w:t xml:space="preserve">.</w:t>
@@ -352,7 +388,7 @@
         <w:t xml:space="preserve"> по телефону </w:t>
       </w:r>
       <w:r>
-        <w:t xml:space="preserve">+7 (383) 957-32-68</w:t>
+        <w:t xml:space="preserve">+7 (812) 421-24-24</w:t>
       </w:r>
       <w:r>
         <w:t xml:space="preserve">.</w:t>
@@ -363,7 +399,7 @@
         <w:t xml:space="preserve">3.3. Срок исполнения обязательств — </w:t>
       </w:r>
       <w:r>
-        <w:t xml:space="preserve">в течение сорока пяти дней с момента выставления счета</w:t>
+        <w:t xml:space="preserve">в течение шестидесяти дней с момента выставления счета</w:t>
       </w:r>
       <w:r>
         <w:t xml:space="preserve">.</w:t>
@@ -400,13 +436,13 @@
         <w:t xml:space="preserve">. Предельный размер ответственности: </w:t>
       </w:r>
       <w:r>
-        <w:t xml:space="preserve">7 (семь) процентов от цены Договора</w:t>
+        <w:t xml:space="preserve">15 (пятнадцать) процентов от цены Договора</w:t>
       </w:r>
       <w:r>
         <w:t xml:space="preserve">, но не более </w:t>
       </w:r>
       <w:r>
-        <w:t xml:space="preserve">5 (пять) процентов от цены Договора</w:t>
+        <w:t xml:space="preserve">20 (двадцать) процентов от цены Договора</w:t>
       </w:r>
       <w:r>
         <w:t xml:space="preserve">.</w:t>
@@ -442,7 +478,7 @@
         <w:t xml:space="preserve">Все споры и разногласия решаются путём переговоров. Претензионный порядок обязателен, срок ответа на претензию — </w:t>
       </w:r>
       <w:r>
-        <w:t xml:space="preserve">в течение семи рабочих дней с даты подписания Сторонами акта сдачи-приемки оказанных услуг</w:t>
+        <w:t xml:space="preserve">в течение трех рабочих дней с даты подписания Сторонами акта сдачи-приемки оказанных услуг</w:t>
       </w:r>
       <w:r>
         <w:t xml:space="preserve">.</w:t>
@@ -467,10 +503,10 @@
         <w:rPr>
           <w:b/>
         </w:rPr>
-        <w:t xml:space="preserve">7/1</w:t>
-      </w:r>
-      <w:r>
-        <w:t xml:space="preserve">7</w:t>
+        <w:t xml:space="preserve">2/1</w:t>
+      </w:r>
+      <w:r>
+        <w:t xml:space="preserve">5</w:t>
       </w:r>
       <w:r>
         <w:t xml:space="preserve">.</w:t>
@@ -484,10 +520,10 @@
         <w:rPr>
           <w:b/>
         </w:rPr>
-        <w:t xml:space="preserve">9</w:t>
-      </w:r>
-      <w:r>
-        <w:t xml:space="preserve">00 000 (Девятьсот тысяч) руб. 50 копеек</w:t>
+        <w:t xml:space="preserve">7 3</w:t>
+      </w:r>
+      <w:r>
+        <w:t xml:space="preserve">50 000 (Семь миллионов триста пятьдесят тысяч) руб. 00 копеек</w:t>
       </w:r>
       <w:r>
         <w:t xml:space="preserve">.</w:t>
@@ -515,7 +551,7 @@
         <w:t xml:space="preserve">9.4. Контрольная запись: </w:t>
       </w:r>
       <w:r>
-        <w:t xml:space="preserve">в течение 14 (Ч етырнадцати) банковских дн­ей с момента выставления счета</w:t>
+        <w:t xml:space="preserve">не п­озднее 21.‍08.2025</w:t>
       </w:r>
       <w:r>
         <w:t xml:space="preserve">.</w:t>
@@ -578,7 +614,7 @@
               <w:t xml:space="preserve">Адрес регистрации: </w:t>
             </w:r>
             <w:r>
-              <w:t xml:space="preserve">603000, г. Нижний Новгород, ш. Промышленная, д. 75, кв. 133</w:t>
+              <w:t xml:space="preserve">394000, г. Воронеж, наб. Советская, д. 74, кв. 47</w:t>
             </w:r>
           </w:p>
           <w:p>
@@ -617,7 +653,7 @@
               <w:t xml:space="preserve">Тел.: </w:t>
             </w:r>
             <w:r>
-              <w:t xml:space="preserve">+7 (812) 953-16-18</w:t>
+              <w:t xml:space="preserve">+7 (846) 356-49-74</w:t>
             </w:r>
           </w:p>
           <w:p>
@@ -625,7 +661,7 @@
               <w:t xml:space="preserve">E-mail: </w:t>
             </w:r>
             <w:r>
-              <w:t xml:space="preserve">novikova@yandex.ru</w:t>
+              <w:t xml:space="preserve">novikova@list.ru</w:t>
             </w:r>
           </w:p>
           <w:p/>
@@ -668,7 +704,7 @@
               <w:t xml:space="preserve">Адрес регистрации: </w:t>
             </w:r>
             <w:r>
-              <w:t xml:space="preserve">394000, г. Воронеж, пер. Садовая, д. 17, кв. 166</w:t>
+              <w:t xml:space="preserve">170100, г. Тверь, ш. Кутузовский, д. 42, кв. 68</w:t>
             </w:r>
           </w:p>
           <w:p>
@@ -707,7 +743,7 @@
               <w:t xml:space="preserve">Тел.: </w:t>
             </w:r>
             <w:r>
-              <w:t xml:space="preserve">+7 (843) 122-64-85</w:t>
+              <w:t xml:space="preserve">+7 (846) 353-26-91</w:t>
             </w:r>
           </w:p>
           <w:p>
@@ -715,7 +751,7 @@
               <w:t xml:space="preserve">E-mail: </w:t>
             </w:r>
             <w:r>
-              <w:t xml:space="preserve">semenov@mail.ru</w:t>
+              <w:t xml:space="preserve">semenov@inbox.ru</w:t>
             </w:r>
           </w:p>
           <w:p/>

--- a/tests/corpus_v2/docs/supply_0012.docx
+++ b/tests/corpus_v2/docs/supply_0012.docx
@@ -357,216 +357,120 @@
         <w:t xml:space="preserve">.</w:t>
       </w:r>
     </w:p>
-    <w:p/>
-    <w:p>
-      <w:r>
-        <w:rPr>
-          <w:b/>
-        </w:rPr>
-        <w:t xml:space="preserve">3. МЕСТО И СРОКИ ИСПОЛНЕНИЯ</w:t>
-      </w:r>
-    </w:p>
-    <w:p>
-      <w:r>
-        <w:t xml:space="preserve">3.1. Место исполнения обязательств: </w:t>
-      </w:r>
-      <w:r>
-        <w:t xml:space="preserve">620014, г. Екатеринбург, ул. Кирова, д. 47, кв. 152</w:t>
-      </w:r>
-      <w:r>
-        <w:t xml:space="preserve">.</w:t>
-      </w:r>
-    </w:p>
-    <w:p>
-      <w:r>
-        <w:t xml:space="preserve">3.2. Уведомления направляются </w:t>
-      </w:r>
-      <w:r>
-        <w:t xml:space="preserve">Семёнову Алексею Дмитриевичу</w:t>
-      </w:r>
-      <w:r>
-        <w:t xml:space="preserve"> по телефону </w:t>
-      </w:r>
-      <w:r>
-        <w:t xml:space="preserve">+7 (812) 421-24-24</w:t>
-      </w:r>
-      <w:r>
-        <w:t xml:space="preserve">.</w:t>
-      </w:r>
-    </w:p>
-    <w:p>
-      <w:r>
-        <w:t xml:space="preserve">3.3. Срок исполнения обязательств — </w:t>
-      </w:r>
-      <w:r>
-        <w:t xml:space="preserve">в течение шестидесяти дней с момента выставления счета</w:t>
-      </w:r>
-      <w:r>
-        <w:t xml:space="preserve">.</w:t>
-      </w:r>
-    </w:p>
-    <w:p/>
-    <w:p>
-      <w:r>
-        <w:rPr>
-          <w:b/>
-        </w:rPr>
-        <w:t xml:space="preserve">4. ПРОЧИЕ УСЛОВИЯ</w:t>
-      </w:r>
-    </w:p>
-    <w:p>
-      <w:r>
-        <w:t xml:space="preserve">4.1. </w:t>
-      </w:r>
-      <w:r>
-        <w:t xml:space="preserve">Стороны несут ответственность за неисполнение или ненадлежащее исполнение обязательств в соответствии с законодательством Российской Федерации.</w:t>
-      </w:r>
-    </w:p>
-    <w:p>
-      <w:r>
-        <w:t xml:space="preserve">4.2. </w:t>
-      </w:r>
-      <w:r>
-        <w:t xml:space="preserve">Размер неустойки за нарушение сроков оплаты: </w:t>
-      </w:r>
-      <w:r>
-        <w:t xml:space="preserve">0,1 % от стоимости неоплаченных работ</w:t>
-      </w:r>
-      <w:r>
-        <w:t xml:space="preserve">. Предельный размер ответственности: </w:t>
-      </w:r>
-      <w:r>
-        <w:t xml:space="preserve">15 (пятнадцать) процентов от цены Договора</w:t>
-      </w:r>
-      <w:r>
-        <w:t xml:space="preserve">, но не более </w:t>
-      </w:r>
-      <w:r>
-        <w:t xml:space="preserve">20 (двадцать) процентов от цены Договора</w:t>
-      </w:r>
-      <w:r>
-        <w:t xml:space="preserve">.</w:t>
-      </w:r>
-    </w:p>
-    <w:p>
-      <w:r>
-        <w:t xml:space="preserve">4.3. </w:t>
-      </w:r>
-      <w:r>
-        <w:t xml:space="preserve">Стороны освобождаются от ответственности при наступлении обстоятельств непреодолимой силы, если они прямо повлияли на исполнение обязательств.</w:t>
-      </w:r>
-    </w:p>
-    <w:p>
-      <w:r>
-        <w:t xml:space="preserve">4.4. </w:t>
-      </w:r>
-      <w:r>
-        <w:t xml:space="preserve">Сторона, для которой создалась невозможность исполнения, обязана уведомить другую Сторону. Срок уведомления — </w:t>
-      </w:r>
-      <w:r>
-        <w:t xml:space="preserve">в течение 12 месяцев со дня предъявления требования</w:t>
-      </w:r>
-      <w:r>
-        <w:t xml:space="preserve">.</w:t>
-      </w:r>
-    </w:p>
-    <w:p>
-      <w:r>
-        <w:t xml:space="preserve">4.5. </w:t>
-      </w:r>
-      <w:r>
-        <w:t xml:space="preserve">Все споры и разногласия решаются путём переговоров. Претензионный порядок обязателен, срок ответа на претензию — </w:t>
-      </w:r>
-      <w:r>
-        <w:t xml:space="preserve">в течение трех рабочих дней с даты подписания Сторонами акта сдачи-приемки оказанных услуг</w:t>
-      </w:r>
-      <w:r>
-        <w:t xml:space="preserve">.</w:t>
-      </w:r>
-    </w:p>
-    <w:p/>
-    <w:p/>
-    <w:p/>
-    <w:p>
-      <w:r>
-        <w:rPr>
-          <w:b/>
-        </w:rPr>
-        <w:t xml:space="preserve">9. КОНТРОЛЬНЫЕ ВЕЛИЧИНЫ</w:t>
-      </w:r>
-    </w:p>
-    <w:p>
-      <w:r>
-        <w:t xml:space="preserve">9.1. Контрольная запись: </w:t>
-      </w:r>
-      <w:r>
-        <w:rPr>
-          <w:b/>
-        </w:rPr>
-        <w:t xml:space="preserve">2/1</w:t>
-      </w:r>
-      <w:r>
-        <w:t xml:space="preserve">5</w:t>
-      </w:r>
-      <w:r>
-        <w:t xml:space="preserve">.</w:t>
-      </w:r>
-    </w:p>
-    <w:p>
-      <w:r>
-        <w:t xml:space="preserve">9.2. Контрольная запись: </w:t>
-      </w:r>
-      <w:r>
-        <w:rPr>
-          <w:b/>
-        </w:rPr>
-        <w:t xml:space="preserve">7 3</w:t>
-      </w:r>
-      <w:r>
-        <w:t xml:space="preserve">50 000 (Семь миллионов триста пятьдесят тысяч) руб. 00 копеек</w:t>
-      </w:r>
-      <w:r>
-        <w:t xml:space="preserve">.</w:t>
-      </w:r>
-    </w:p>
-    <w:p>
-      <w:r>
-        <w:t xml:space="preserve">9.3. Контрольная запись: </w:t>
-      </w:r>
-      <w:r>
-        <w:rPr>
-          <w:b/>
-        </w:rPr>
-        <w:t xml:space="preserve">1/1</w:t>
-      </w:r>
-      <w:r>
-        <w:t xml:space="preserve">30 ключевой ставки ЦБ РФ годовых</w:t>
-      </w:r>
-      <w:r>
-        <w:t xml:space="preserve">.</w:t>
-      </w:r>
-    </w:p>
-    <w:p>
-      <w:r>
-        <w:t xml:space="preserve">9.4. Контрольная запись: </w:t>
-      </w:r>
-      <w:r>
-        <w:t xml:space="preserve">не п­озднее 21.‍08.2025</w:t>
-      </w:r>
-      <w:r>
-        <w:t xml:space="preserve">.</w:t>
-      </w:r>
-    </w:p>
-    <w:p/>
-    <w:p>
-      <w:r>
-        <w:rPr>
-          <w:b/>
-        </w:rPr>
-        <w:t xml:space="preserve">РЕКВИЗИТЫ И ПОДПИСИ СТОРОН</w:t>
-      </w:r>
-    </w:p>
-    <w:p/>
+    <w:p>
+      <w:r>
+        <w:t xml:space="preserve">2.5. </w:t>
+      </w:r>
+      <w:r>
+        <w:t xml:space="preserve">Товар маркирован штрихкодом </w:t>
+      </w:r>
+      <w:r>
+        <w:t xml:space="preserve">4608434615267</w:t>
+      </w:r>
+      <w:r>
+        <w:t xml:space="preserve">. Код контрагента по ОКПО — </w:t>
+      </w:r>
+      <w:r>
+        <w:t xml:space="preserve">1050990513</w:t>
+      </w:r>
+      <w:r>
+        <w:t xml:space="preserve">. Оборудование учтено под инвентарным номером </w:t>
+      </w:r>
+      <w:r>
+        <w:t xml:space="preserve">046040373</w:t>
+      </w:r>
+      <w:r>
+        <w:t xml:space="preserve">, складской позиции присвоен номер </w:t>
+      </w:r>
+      <w:r>
+        <w:t xml:space="preserve">636986494</w:t>
+      </w:r>
+      <w:r>
+        <w:t xml:space="preserve">.</w:t>
+      </w:r>
+    </w:p>
+    <w:p>
+      <w:r>
+        <w:t xml:space="preserve">2.6. </w:t>
+      </w:r>
+      <w:r>
+        <w:t xml:space="preserve">Оплата по счёту-фактуре на КБК </w:t>
+      </w:r>
+      <w:r>
+        <w:t xml:space="preserve">18210101011011000146</w:t>
+      </w:r>
+      <w:r>
+        <w:t xml:space="preserve">. ИНН не присвоен, регистрационный № </w:t>
+      </w:r>
+      <w:r>
+        <w:t xml:space="preserve">1348394716</w:t>
+      </w:r>
+      <w:r>
+        <w:t xml:space="preserve">. ИНН не присвоен, платёжный документ № </w:t>
+      </w:r>
+      <w:r>
+        <w:t xml:space="preserve">679078748336</w:t>
+      </w:r>
+      <w:r>
+        <w:t xml:space="preserve">. Заказчик действует в лице </w:t>
+      </w:r>
+      <w:r>
+        <w:t xml:space="preserve">уполномоченного представителя</w:t>
+      </w:r>
+      <w:r>
+        <w:t xml:space="preserve">, назначаемого приказом.</w:t>
+      </w:r>
+    </w:p>
+    <w:p>
+      <w:r>
+        <w:t xml:space="preserve">2.7. </w:t>
+      </w:r>
+      <w:r>
+        <w:t xml:space="preserve">Массовая доля влаги в товаре — </w:t>
+      </w:r>
+      <w:r>
+        <w:t xml:space="preserve">не более 16 %</w:t>
+      </w:r>
+      <w:r>
+        <w:t xml:space="preserve">. Товар подлежит хранению </w:t>
+      </w:r>
+      <w:r>
+        <w:t xml:space="preserve">в течение 24 часов</w:t>
+      </w:r>
+      <w:r>
+        <w:t xml:space="preserve"> при температуре не выше +4 °C. Срок исковой давности по требованиям, вытекающим из Договора, составляет </w:t>
+      </w:r>
+      <w:r>
+        <w:t xml:space="preserve">в течение трёх лет</w:t>
+      </w:r>
+      <w:r>
+        <w:t xml:space="preserve">, как установлено статьёй 196 Гражданского кодекса Российской Федерации. Обработка данных ведётся согласно Федеральному закону от 27.07.2006 № 152-ФЗ </w:t>
+      </w:r>
+      <w:r>
+        <w:t xml:space="preserve">«О персональных данных»</w:t>
+      </w:r>
+      <w:r>
+        <w:t xml:space="preserve">. Товар поставляется под маркой </w:t>
+      </w:r>
+      <w:r>
+        <w:t xml:space="preserve">«Стандарт»</w:t>
+      </w:r>
+      <w:r>
+        <w:t xml:space="preserve">. Влажность определяется </w:t>
+      </w:r>
+      <w:r>
+        <w:t xml:space="preserve">по методу Кьельдаля</w:t>
+      </w:r>
+      <w:r>
+        <w:t xml:space="preserve">. Споры передаются на рассмотрение в Арбитражный суд </w:t>
+      </w:r>
+      <w:r>
+        <w:t xml:space="preserve">города Москвы</w:t>
+      </w:r>
+      <w:r>
+        <w:t xml:space="preserve">.</w:t>
+      </w:r>
+    </w:p>
     <w:tbl>
       <w:tblPr>
         <w:tblW w:w="9360" w:type="dxa"/>
@@ -590,87 +494,7 @@
           </w:tcPr>
           <w:p>
             <w:r>
-              <w:rPr>
-                <w:b/>
-              </w:rPr>
-              <w:t xml:space="preserve">Поставщик:</w:t>
-            </w:r>
-          </w:p>
-          <w:p>
-            <w:r>
-              <w:t xml:space="preserve">Новикова Анна Андреевна</w:t>
-            </w:r>
-          </w:p>
-          <w:p>
-            <w:r>
-              <w:t xml:space="preserve">Дата рождения: </w:t>
-            </w:r>
-            <w:r>
-              <w:t xml:space="preserve">23.12.1960</w:t>
-            </w:r>
-          </w:p>
-          <w:p>
-            <w:r>
-              <w:t xml:space="preserve">Адрес регистрации: </w:t>
-            </w:r>
-            <w:r>
-              <w:t xml:space="preserve">394000, г. Воронеж, наб. Советская, д. 74, кв. 47</w:t>
-            </w:r>
-          </w:p>
-          <w:p>
-            <w:r>
-              <w:t xml:space="preserve">Паспорт </w:t>
-            </w:r>
-            <w:r>
-              <w:t xml:space="preserve">85 15 417953</w:t>
-            </w:r>
-            <w:r>
-              <w:t xml:space="preserve">, выдан ГУ МВД России по г. Москве 18.01.2010</w:t>
-            </w:r>
-            <w:r>
-              <w:t xml:space="preserve">, код подразделения </w:t>
-            </w:r>
-            <w:r>
-              <w:t xml:space="preserve">860-864</w:t>
-            </w:r>
-          </w:p>
-          <w:p>
-            <w:r>
-              <w:t xml:space="preserve">СНИЛС </w:t>
-            </w:r>
-            <w:r>
-              <w:t xml:space="preserve">531-695-707 03</w:t>
-            </w:r>
-            <w:r>
-              <w:t xml:space="preserve"> ИНН </w:t>
-            </w:r>
-            <w:r>
-              <w:t xml:space="preserve">784217469187</w:t>
-            </w:r>
-          </w:p>
-          <w:p>
-            <w:r>
-              <w:t xml:space="preserve">Тел.: </w:t>
-            </w:r>
-            <w:r>
-              <w:t xml:space="preserve">+7 (846) 356-49-74</w:t>
-            </w:r>
-          </w:p>
-          <w:p>
-            <w:r>
-              <w:t xml:space="preserve">E-mail: </w:t>
-            </w:r>
-            <w:r>
-              <w:t xml:space="preserve">novikova@list.ru</w:t>
-            </w:r>
-          </w:p>
-          <w:p/>
-          <w:p>
-            <w:r>
-              <w:t xml:space="preserve">______________ </w:t>
-            </w:r>
-            <w:r>
-              <w:t xml:space="preserve">Новикова А. А.</w:t>
+              <w:t xml:space="preserve">8</w:t>
             </w:r>
           </w:p>
         </w:tc>
@@ -680,6 +504,335 @@
           </w:tcPr>
           <w:p>
             <w:r>
+              <w:t xml:space="preserve">6514744737</w:t>
+            </w:r>
+          </w:p>
+        </w:tc>
+      </w:tr>
+    </w:tbl>
+    <w:p/>
+    <w:p>
+      <w:r>
+        <w:rPr>
+          <w:b/>
+        </w:rPr>
+        <w:t xml:space="preserve">3. МЕСТО И СРОКИ ИСПОЛНЕНИЯ</w:t>
+      </w:r>
+    </w:p>
+    <w:p>
+      <w:r>
+        <w:t xml:space="preserve">3.1. Место исполнения обязательств: </w:t>
+      </w:r>
+      <w:r>
+        <w:t xml:space="preserve">143000, г. Одинцово, ул. Советская, д. 24, кв. 182</w:t>
+      </w:r>
+      <w:r>
+        <w:t xml:space="preserve">.</w:t>
+      </w:r>
+    </w:p>
+    <w:p>
+      <w:r>
+        <w:t xml:space="preserve">3.2. Уведомления направляются </w:t>
+      </w:r>
+      <w:r>
+        <w:t xml:space="preserve">Семёнову Алексею Дмитриевичу</w:t>
+      </w:r>
+      <w:r>
+        <w:t xml:space="preserve"> по телефону </w:t>
+      </w:r>
+      <w:r>
+        <w:t xml:space="preserve">+7 (812) 403-26-92</w:t>
+      </w:r>
+      <w:r>
+        <w:t xml:space="preserve">.</w:t>
+      </w:r>
+    </w:p>
+    <w:p>
+      <w:r>
+        <w:t xml:space="preserve">3.3. Срок исполнения обязательств — </w:t>
+      </w:r>
+      <w:r>
+        <w:t xml:space="preserve">в течение сорока пяти дней с момента выставления счета</w:t>
+      </w:r>
+      <w:r>
+        <w:t xml:space="preserve">.</w:t>
+      </w:r>
+    </w:p>
+    <w:p/>
+    <w:p>
+      <w:r>
+        <w:rPr>
+          <w:b/>
+        </w:rPr>
+        <w:t xml:space="preserve">4. ПРОЧИЕ УСЛОВИЯ</w:t>
+      </w:r>
+    </w:p>
+    <w:p>
+      <w:r>
+        <w:t xml:space="preserve">4.1. </w:t>
+      </w:r>
+      <w:r>
+        <w:t xml:space="preserve">Стороны несут ответственность за неисполнение или ненадлежащее исполнение обязательств в соответствии с законодательством Российской Федерации.</w:t>
+      </w:r>
+    </w:p>
+    <w:p>
+      <w:r>
+        <w:t xml:space="preserve">4.2. </w:t>
+      </w:r>
+      <w:r>
+        <w:t xml:space="preserve">Размер неустойки за нарушение сроков оплаты: </w:t>
+      </w:r>
+      <w:r>
+        <w:t xml:space="preserve">0,1 % от стоимости неоплаченных работ</w:t>
+      </w:r>
+      <w:r>
+        <w:t xml:space="preserve">. Предельный размер ответственности: </w:t>
+      </w:r>
+      <w:r>
+        <w:t xml:space="preserve">5 (пять) процентов от цены Договора</w:t>
+      </w:r>
+      <w:r>
+        <w:t xml:space="preserve">, но не более </w:t>
+      </w:r>
+      <w:r>
+        <w:t xml:space="preserve">15 (пятнадцать) процентов от цены Договора</w:t>
+      </w:r>
+      <w:r>
+        <w:t xml:space="preserve">.</w:t>
+      </w:r>
+    </w:p>
+    <w:p>
+      <w:r>
+        <w:t xml:space="preserve">4.3. </w:t>
+      </w:r>
+      <w:r>
+        <w:t xml:space="preserve">Стороны освобождаются от ответственности при наступлении обстоятельств непреодолимой силы, если они прямо повлияли на исполнение обязательств.</w:t>
+      </w:r>
+    </w:p>
+    <w:p>
+      <w:r>
+        <w:t xml:space="preserve">4.4. </w:t>
+      </w:r>
+      <w:r>
+        <w:t xml:space="preserve">Сторона, для которой создалась невозможность исполнения, обязана уведомить другую Сторону. Срок уведомления — </w:t>
+      </w:r>
+      <w:r>
+        <w:t xml:space="preserve">в течение 36 месяцев со дня предъявления требования</w:t>
+      </w:r>
+      <w:r>
+        <w:t xml:space="preserve">.</w:t>
+      </w:r>
+    </w:p>
+    <w:p>
+      <w:r>
+        <w:t xml:space="preserve">4.5. </w:t>
+      </w:r>
+      <w:r>
+        <w:t xml:space="preserve">Все споры и разногласия решаются путём переговоров. Претензионный порядок обязателен, срок ответа на претензию — </w:t>
+      </w:r>
+      <w:r>
+        <w:t xml:space="preserve">в течение тридцати рабочих дней с даты подписания Сторонами акта сдачи-приемки оказанных услуг</w:t>
+      </w:r>
+      <w:r>
+        <w:t xml:space="preserve">.</w:t>
+      </w:r>
+    </w:p>
+    <w:p/>
+    <w:p/>
+    <w:p/>
+    <w:p>
+      <w:r>
+        <w:rPr>
+          <w:b/>
+        </w:rPr>
+        <w:t xml:space="preserve">9. КОНТРОЛЬНЫЕ ВЕЛИЧИНЫ</w:t>
+      </w:r>
+    </w:p>
+    <w:p>
+      <w:r>
+        <w:t xml:space="preserve">9.1. Контрольная запись: </w:t>
+      </w:r>
+      <w:r>
+        <w:rPr>
+          <w:b/>
+        </w:rPr>
+        <w:t xml:space="preserve">1/1</w:t>
+      </w:r>
+      <w:r>
+        <w:t xml:space="preserve">5</w:t>
+      </w:r>
+      <w:r>
+        <w:t xml:space="preserve">.</w:t>
+      </w:r>
+    </w:p>
+    <w:p>
+      <w:r>
+        <w:t xml:space="preserve">9.2. Контрольная запись: </w:t>
+      </w:r>
+      <w:r>
+        <w:rPr>
+          <w:b/>
+        </w:rPr>
+        <w:t xml:space="preserve">7 2</w:t>
+      </w:r>
+      <w:r>
+        <w:t xml:space="preserve">10 000 (Семь миллионов двести десять тысяч) руб. 00 копеек</w:t>
+      </w:r>
+      <w:r>
+        <w:t xml:space="preserve">.</w:t>
+      </w:r>
+    </w:p>
+    <w:p>
+      <w:r>
+        <w:t xml:space="preserve">9.3. Контрольная запись: </w:t>
+      </w:r>
+      <w:r>
+        <w:rPr>
+          <w:b/>
+        </w:rPr>
+        <w:t xml:space="preserve">1/1</w:t>
+      </w:r>
+      <w:r>
+        <w:t xml:space="preserve">30 ключевой ставки ЦБ РФ годовых</w:t>
+      </w:r>
+      <w:r>
+        <w:t xml:space="preserve">.</w:t>
+      </w:r>
+    </w:p>
+    <w:p>
+      <w:r>
+        <w:t xml:space="preserve">9.4. Контрольная запись: </w:t>
+      </w:r>
+      <w:r>
+        <w:t xml:space="preserve">в течение 60 (Шести­десяти) банковских дней с мом­ента выставления счета</w:t>
+      </w:r>
+      <w:r>
+        <w:t xml:space="preserve">.</w:t>
+      </w:r>
+    </w:p>
+    <w:p/>
+    <w:p>
+      <w:r>
+        <w:rPr>
+          <w:b/>
+        </w:rPr>
+        <w:t xml:space="preserve">РЕКВИЗИТЫ И ПОДПИСИ СТОРОН</w:t>
+      </w:r>
+    </w:p>
+    <w:p/>
+    <w:tbl>
+      <w:tblPr>
+        <w:tblW w:w="9360" w:type="dxa"/>
+        <w:tblBorders>
+          <w:top w:val="single" w:sz="4" w:color="auto"/>
+          <w:left w:val="single" w:sz="4" w:color="auto"/>
+          <w:bottom w:val="single" w:sz="4" w:color="auto"/>
+          <w:right w:val="single" w:sz="4" w:color="auto"/>
+          <w:insideH w:val="single" w:sz="4" w:color="auto"/>
+          <w:insideV w:val="single" w:sz="4" w:color="auto"/>
+        </w:tblBorders>
+      </w:tblPr>
+      <w:tblGrid>
+        <w:gridCol w:w="4680"/>
+        <w:gridCol w:w="4680"/>
+      </w:tblGrid>
+      <w:tr>
+        <w:tc>
+          <w:tcPr>
+            <w:tcW w:w="4680" w:type="dxa"/>
+          </w:tcPr>
+          <w:p>
+            <w:r>
+              <w:rPr>
+                <w:b/>
+              </w:rPr>
+              <w:t xml:space="preserve">Поставщик:</w:t>
+            </w:r>
+          </w:p>
+          <w:p>
+            <w:r>
+              <w:t xml:space="preserve">Новикова Анна Андреевна</w:t>
+            </w:r>
+          </w:p>
+          <w:p>
+            <w:r>
+              <w:t xml:space="preserve">Дата рождения: </w:t>
+            </w:r>
+            <w:r>
+              <w:t xml:space="preserve">23.12.1960</w:t>
+            </w:r>
+          </w:p>
+          <w:p>
+            <w:r>
+              <w:t xml:space="preserve">Адрес регистрации: </w:t>
+            </w:r>
+            <w:r>
+              <w:t xml:space="preserve">630099, г. Новосибирск, проезд Победы, д. 83, кв. 64</w:t>
+            </w:r>
+          </w:p>
+          <w:p>
+            <w:r>
+              <w:t xml:space="preserve">Паспорт </w:t>
+            </w:r>
+            <w:r>
+              <w:t xml:space="preserve">85 15 417953</w:t>
+            </w:r>
+            <w:r>
+              <w:t xml:space="preserve">, выдан ГУ МВД России по г. Москве 18.01.2010</w:t>
+            </w:r>
+            <w:r>
+              <w:t xml:space="preserve">, код подразделения </w:t>
+            </w:r>
+            <w:r>
+              <w:t xml:space="preserve">860-864</w:t>
+            </w:r>
+          </w:p>
+          <w:p>
+            <w:r>
+              <w:t xml:space="preserve">СНИЛС </w:t>
+            </w:r>
+            <w:r>
+              <w:t xml:space="preserve">531-695-707 03</w:t>
+            </w:r>
+            <w:r>
+              <w:t xml:space="preserve"> ИНН </w:t>
+            </w:r>
+            <w:r>
+              <w:t xml:space="preserve">784217469187</w:t>
+            </w:r>
+          </w:p>
+          <w:p>
+            <w:r>
+              <w:t xml:space="preserve">Тел.: </w:t>
+            </w:r>
+            <w:r>
+              <w:t xml:space="preserve">+7 (499) 751-86-61</w:t>
+            </w:r>
+          </w:p>
+          <w:p>
+            <w:r>
+              <w:t xml:space="preserve">E-mail: </w:t>
+            </w:r>
+            <w:r>
+              <w:t xml:space="preserve">novikova@romashka.ru</w:t>
+            </w:r>
+          </w:p>
+          <w:p/>
+          <w:p>
+            <w:r>
+              <w:t xml:space="preserve">______________ </w:t>
+            </w:r>
+            <w:r>
+              <w:t xml:space="preserve">Новикова А. А.</w:t>
+            </w:r>
+          </w:p>
+        </w:tc>
+        <w:tc>
+          <w:tcPr>
+            <w:tcW w:w="4680" w:type="dxa"/>
+          </w:tcPr>
+          <w:p>
+            <w:r>
               <w:rPr>
                 <w:b/>
               </w:rPr>
@@ -704,7 +857,7 @@
               <w:t xml:space="preserve">Адрес регистрации: </w:t>
             </w:r>
             <w:r>
-              <w:t xml:space="preserve">170100, г. Тверь, ш. Кутузовский, д. 42, кв. 68</w:t>
+              <w:t xml:space="preserve">394000, г. Воронеж, ш. Баумана, д. 29, кв. 111</w:t>
             </w:r>
           </w:p>
           <w:p>
@@ -743,7 +896,7 @@
               <w:t xml:space="preserve">Тел.: </w:t>
             </w:r>
             <w:r>
-              <w:t xml:space="preserve">+7 (846) 353-26-91</w:t>
+              <w:t xml:space="preserve">+7 (843) 378-79-49</w:t>
             </w:r>
           </w:p>
           <w:p>
@@ -751,7 +904,7 @@
               <w:t xml:space="preserve">E-mail: </w:t>
             </w:r>
             <w:r>
-              <w:t xml:space="preserve">semenov@inbox.ru</w:t>
+              <w:t xml:space="preserve">semenov@list.ru</w:t>
             </w:r>
           </w:p>
           <w:p/>

--- a/tests/corpus_v2/docs/supply_0012.docx
+++ b/tests/corpus_v2/docs/supply_0012.docx
@@ -510,216 +510,34 @@
         </w:tc>
       </w:tr>
     </w:tbl>
-    <w:p/>
-    <w:p>
-      <w:r>
-        <w:rPr>
-          <w:b/>
-        </w:rPr>
-        <w:t xml:space="preserve">3. МЕСТО И СРОКИ ИСПОЛНЕНИЯ</w:t>
-      </w:r>
-    </w:p>
-    <w:p>
-      <w:r>
-        <w:t xml:space="preserve">3.1. Место исполнения обязательств: </w:t>
-      </w:r>
-      <w:r>
-        <w:t xml:space="preserve">143000, г. Одинцово, ул. Советская, д. 24, кв. 182</w:t>
-      </w:r>
-      <w:r>
-        <w:t xml:space="preserve">.</w:t>
-      </w:r>
-    </w:p>
-    <w:p>
-      <w:r>
-        <w:t xml:space="preserve">3.2. Уведомления направляются </w:t>
-      </w:r>
-      <w:r>
-        <w:t xml:space="preserve">Семёнову Алексею Дмитриевичу</w:t>
-      </w:r>
-      <w:r>
-        <w:t xml:space="preserve"> по телефону </w:t>
-      </w:r>
-      <w:r>
-        <w:t xml:space="preserve">+7 (812) 403-26-92</w:t>
-      </w:r>
-      <w:r>
-        <w:t xml:space="preserve">.</w:t>
-      </w:r>
-    </w:p>
-    <w:p>
-      <w:r>
-        <w:t xml:space="preserve">3.3. Срок исполнения обязательств — </w:t>
-      </w:r>
-      <w:r>
-        <w:t xml:space="preserve">в течение сорока пяти дней с момента выставления счета</w:t>
-      </w:r>
-      <w:r>
-        <w:t xml:space="preserve">.</w:t>
-      </w:r>
-    </w:p>
-    <w:p/>
-    <w:p>
-      <w:r>
-        <w:rPr>
-          <w:b/>
-        </w:rPr>
-        <w:t xml:space="preserve">4. ПРОЧИЕ УСЛОВИЯ</w:t>
-      </w:r>
-    </w:p>
-    <w:p>
-      <w:r>
-        <w:t xml:space="preserve">4.1. </w:t>
-      </w:r>
-      <w:r>
-        <w:t xml:space="preserve">Стороны несут ответственность за неисполнение или ненадлежащее исполнение обязательств в соответствии с законодательством Российской Федерации.</w:t>
-      </w:r>
-    </w:p>
-    <w:p>
-      <w:r>
-        <w:t xml:space="preserve">4.2. </w:t>
-      </w:r>
-      <w:r>
-        <w:t xml:space="preserve">Размер неустойки за нарушение сроков оплаты: </w:t>
-      </w:r>
-      <w:r>
-        <w:t xml:space="preserve">0,1 % от стоимости неоплаченных работ</w:t>
-      </w:r>
-      <w:r>
-        <w:t xml:space="preserve">. Предельный размер ответственности: </w:t>
-      </w:r>
-      <w:r>
-        <w:t xml:space="preserve">5 (пять) процентов от цены Договора</w:t>
-      </w:r>
-      <w:r>
-        <w:t xml:space="preserve">, но не более </w:t>
-      </w:r>
-      <w:r>
-        <w:t xml:space="preserve">15 (пятнадцать) процентов от цены Договора</w:t>
-      </w:r>
-      <w:r>
-        <w:t xml:space="preserve">.</w:t>
-      </w:r>
-    </w:p>
-    <w:p>
-      <w:r>
-        <w:t xml:space="preserve">4.3. </w:t>
-      </w:r>
-      <w:r>
-        <w:t xml:space="preserve">Стороны освобождаются от ответственности при наступлении обстоятельств непреодолимой силы, если они прямо повлияли на исполнение обязательств.</w:t>
-      </w:r>
-    </w:p>
-    <w:p>
-      <w:r>
-        <w:t xml:space="preserve">4.4. </w:t>
-      </w:r>
-      <w:r>
-        <w:t xml:space="preserve">Сторона, для которой создалась невозможность исполнения, обязана уведомить другую Сторону. Срок уведомления — </w:t>
-      </w:r>
-      <w:r>
-        <w:t xml:space="preserve">в течение 36 месяцев со дня предъявления требования</w:t>
-      </w:r>
-      <w:r>
-        <w:t xml:space="preserve">.</w:t>
-      </w:r>
-    </w:p>
-    <w:p>
-      <w:r>
-        <w:t xml:space="preserve">4.5. </w:t>
-      </w:r>
-      <w:r>
-        <w:t xml:space="preserve">Все споры и разногласия решаются путём переговоров. Претензионный порядок обязателен, срок ответа на претензию — </w:t>
-      </w:r>
-      <w:r>
-        <w:t xml:space="preserve">в течение тридцати рабочих дней с даты подписания Сторонами акта сдачи-приемки оказанных услуг</w:t>
-      </w:r>
-      <w:r>
-        <w:t xml:space="preserve">.</w:t>
-      </w:r>
-    </w:p>
-    <w:p/>
-    <w:p/>
-    <w:p/>
-    <w:p>
-      <w:r>
-        <w:rPr>
-          <w:b/>
-        </w:rPr>
-        <w:t xml:space="preserve">9. КОНТРОЛЬНЫЕ ВЕЛИЧИНЫ</w:t>
-      </w:r>
-    </w:p>
-    <w:p>
-      <w:r>
-        <w:t xml:space="preserve">9.1. Контрольная запись: </w:t>
-      </w:r>
-      <w:r>
-        <w:rPr>
-          <w:b/>
-        </w:rPr>
-        <w:t xml:space="preserve">1/1</w:t>
-      </w:r>
-      <w:r>
-        <w:t xml:space="preserve">5</w:t>
-      </w:r>
-      <w:r>
-        <w:t xml:space="preserve">.</w:t>
-      </w:r>
-    </w:p>
-    <w:p>
-      <w:r>
-        <w:t xml:space="preserve">9.2. Контрольная запись: </w:t>
-      </w:r>
-      <w:r>
-        <w:rPr>
-          <w:b/>
-        </w:rPr>
-        <w:t xml:space="preserve">7 2</w:t>
-      </w:r>
-      <w:r>
-        <w:t xml:space="preserve">10 000 (Семь миллионов двести десять тысяч) руб. 00 копеек</w:t>
-      </w:r>
-      <w:r>
-        <w:t xml:space="preserve">.</w:t>
-      </w:r>
-    </w:p>
-    <w:p>
-      <w:r>
-        <w:t xml:space="preserve">9.3. Контрольная запись: </w:t>
-      </w:r>
-      <w:r>
-        <w:rPr>
-          <w:b/>
-        </w:rPr>
-        <w:t xml:space="preserve">1/1</w:t>
-      </w:r>
-      <w:r>
-        <w:t xml:space="preserve">30 ключевой ставки ЦБ РФ годовых</w:t>
-      </w:r>
-      <w:r>
-        <w:t xml:space="preserve">.</w:t>
-      </w:r>
-    </w:p>
-    <w:p>
-      <w:r>
-        <w:t xml:space="preserve">9.4. Контрольная запись: </w:t>
-      </w:r>
-      <w:r>
-        <w:t xml:space="preserve">в течение 60 (Шести­десяти) банковских дней с мом­ента выставления счета</w:t>
-      </w:r>
-      <w:r>
-        <w:t xml:space="preserve">.</w:t>
-      </w:r>
-    </w:p>
-    <w:p/>
-    <w:p>
-      <w:r>
-        <w:rPr>
-          <w:b/>
-        </w:rPr>
-        <w:t xml:space="preserve">РЕКВИЗИТЫ И ПОДПИСИ СТОРОН</w:t>
-      </w:r>
-    </w:p>
-    <w:p/>
+    <w:p>
+      <w:r>
+        <w:t xml:space="preserve">2.8. </w:t>
+      </w:r>
+      <w:r>
+        <w:t xml:space="preserve">Платёж по налогу перечисляется на код бюджетной классификации </w:t>
+      </w:r>
+      <w:r>
+        <w:t xml:space="preserve">182 101 010 110 110 001 10</w:t>
+      </w:r>
+      <w:r>
+        <w:t xml:space="preserve">, получатель — территориальный орган Федерального казначейства.</w:t>
+      </w:r>
+    </w:p>
+    <w:p>
+      <w:r>
+        <w:t xml:space="preserve">2.9. </w:t>
+      </w:r>
+      <w:r>
+        <w:t xml:space="preserve">Полномочия подтверждаются свидетельством о рождении, выдано </w:t>
+      </w:r>
+      <w:r>
+        <w:t xml:space="preserve">27.01.2011</w:t>
+      </w:r>
+      <w:r>
+        <w:t xml:space="preserve"> отделом ЗАГС.</w:t>
+      </w:r>
+    </w:p>
     <w:tbl>
       <w:tblPr>
         <w:tblW w:w="9360" w:type="dxa"/>
@@ -743,87 +561,7 @@
           </w:tcPr>
           <w:p>
             <w:r>
-              <w:rPr>
-                <w:b/>
-              </w:rPr>
-              <w:t xml:space="preserve">Поставщик:</w:t>
-            </w:r>
-          </w:p>
-          <w:p>
-            <w:r>
-              <w:t xml:space="preserve">Новикова Анна Андреевна</w:t>
-            </w:r>
-          </w:p>
-          <w:p>
-            <w:r>
-              <w:t xml:space="preserve">Дата рождения: </w:t>
-            </w:r>
-            <w:r>
-              <w:t xml:space="preserve">23.12.1960</w:t>
-            </w:r>
-          </w:p>
-          <w:p>
-            <w:r>
-              <w:t xml:space="preserve">Адрес регистрации: </w:t>
-            </w:r>
-            <w:r>
-              <w:t xml:space="preserve">630099, г. Новосибирск, проезд Победы, д. 83, кв. 64</w:t>
-            </w:r>
-          </w:p>
-          <w:p>
-            <w:r>
-              <w:t xml:space="preserve">Паспорт </w:t>
-            </w:r>
-            <w:r>
-              <w:t xml:space="preserve">85 15 417953</w:t>
-            </w:r>
-            <w:r>
-              <w:t xml:space="preserve">, выдан ГУ МВД России по г. Москве 18.01.2010</w:t>
-            </w:r>
-            <w:r>
-              <w:t xml:space="preserve">, код подразделения </w:t>
-            </w:r>
-            <w:r>
-              <w:t xml:space="preserve">860-864</w:t>
-            </w:r>
-          </w:p>
-          <w:p>
-            <w:r>
-              <w:t xml:space="preserve">СНИЛС </w:t>
-            </w:r>
-            <w:r>
-              <w:t xml:space="preserve">531-695-707 03</w:t>
-            </w:r>
-            <w:r>
-              <w:t xml:space="preserve"> ИНН </w:t>
-            </w:r>
-            <w:r>
-              <w:t xml:space="preserve">784217469187</w:t>
-            </w:r>
-          </w:p>
-          <w:p>
-            <w:r>
-              <w:t xml:space="preserve">Тел.: </w:t>
-            </w:r>
-            <w:r>
-              <w:t xml:space="preserve">+7 (499) 751-86-61</w:t>
-            </w:r>
-          </w:p>
-          <w:p>
-            <w:r>
-              <w:t xml:space="preserve">E-mail: </w:t>
-            </w:r>
-            <w:r>
-              <w:t xml:space="preserve">novikova@romashka.ru</w:t>
-            </w:r>
-          </w:p>
-          <w:p/>
-          <w:p>
-            <w:r>
-              <w:t xml:space="preserve">______________ </w:t>
-            </w:r>
-            <w:r>
-              <w:t xml:space="preserve">Новикова А. А.</w:t>
+              <w:t xml:space="preserve">4</w:t>
             </w:r>
           </w:p>
         </w:tc>
@@ -833,6 +571,355 @@
           </w:tcPr>
           <w:p>
             <w:r>
+              <w:t xml:space="preserve">РУБ.</w:t>
+            </w:r>
+          </w:p>
+        </w:tc>
+      </w:tr>
+    </w:tbl>
+    <w:p>
+      <w:r>
+        <w:t xml:space="preserve">2.10. </w:t>
+      </w:r>
+      <w:r>
+        <w:t xml:space="preserve">Поставке подлежит насос модели </w:t>
+      </w:r>
+      <w:r>
+        <w:t xml:space="preserve">ЭЦВ-6-10-80h</w:t>
+      </w:r>
+      <w:r>
+        <w:t xml:space="preserve"> и кабель марки </w:t>
+      </w:r>
+      <w:r>
+        <w:t xml:space="preserve">ВВГнг(А)-LSt</w:t>
+      </w:r>
+      <w:r>
+        <w:t xml:space="preserve">.</w:t>
+      </w:r>
+    </w:p>
+    <w:p/>
+    <w:p>
+      <w:r>
+        <w:rPr>
+          <w:b/>
+        </w:rPr>
+        <w:t xml:space="preserve">3. МЕСТО И СРОКИ ИСПОЛНЕНИЯ</w:t>
+      </w:r>
+    </w:p>
+    <w:p>
+      <w:r>
+        <w:t xml:space="preserve">3.1. Место исполнения обязательств: </w:t>
+      </w:r>
+      <w:r>
+        <w:t xml:space="preserve">394000, г. Воронеж, пер. Садовая, д. 17, кв. 166</w:t>
+      </w:r>
+      <w:r>
+        <w:t xml:space="preserve">.</w:t>
+      </w:r>
+    </w:p>
+    <w:p>
+      <w:r>
+        <w:t xml:space="preserve">3.2. Уведомления направляются </w:t>
+      </w:r>
+      <w:r>
+        <w:t xml:space="preserve">Семёнову Алексею Дмитриевичу</w:t>
+      </w:r>
+      <w:r>
+        <w:t xml:space="preserve"> по телефону </w:t>
+      </w:r>
+      <w:r>
+        <w:t xml:space="preserve">+7 (843) 122-64-85</w:t>
+      </w:r>
+      <w:r>
+        <w:t xml:space="preserve">.</w:t>
+      </w:r>
+    </w:p>
+    <w:p>
+      <w:r>
+        <w:t xml:space="preserve">3.3. Срок исполнения обязательств — </w:t>
+      </w:r>
+      <w:r>
+        <w:t xml:space="preserve">в течение пяти дней с момента выставления счета</w:t>
+      </w:r>
+      <w:r>
+        <w:t xml:space="preserve">.</w:t>
+      </w:r>
+    </w:p>
+    <w:p/>
+    <w:p>
+      <w:r>
+        <w:rPr>
+          <w:b/>
+        </w:rPr>
+        <w:t xml:space="preserve">4. ПРОЧИЕ УСЛОВИЯ</w:t>
+      </w:r>
+    </w:p>
+    <w:p>
+      <w:r>
+        <w:t xml:space="preserve">4.1. </w:t>
+      </w:r>
+      <w:r>
+        <w:t xml:space="preserve">Стороны несут ответственность за неисполнение или ненадлежащее исполнение обязательств в соответствии с законодательством Российской Федерации.</w:t>
+      </w:r>
+    </w:p>
+    <w:p>
+      <w:r>
+        <w:t xml:space="preserve">4.2. </w:t>
+      </w:r>
+      <w:r>
+        <w:t xml:space="preserve">Размер неустойки за нарушение сроков оплаты: </w:t>
+      </w:r>
+      <w:r>
+        <w:t xml:space="preserve">0,1 % от стоимости неоплаченных работ</w:t>
+      </w:r>
+      <w:r>
+        <w:t xml:space="preserve">. Предельный размер ответственности: </w:t>
+      </w:r>
+      <w:r>
+        <w:t xml:space="preserve">20 (двадцать) процентов от цены Договора</w:t>
+      </w:r>
+      <w:r>
+        <w:t xml:space="preserve">, но не более </w:t>
+      </w:r>
+      <w:r>
+        <w:t xml:space="preserve">15 (пятнадцать) процентов от цены Договора</w:t>
+      </w:r>
+      <w:r>
+        <w:t xml:space="preserve">.</w:t>
+      </w:r>
+    </w:p>
+    <w:p>
+      <w:r>
+        <w:t xml:space="preserve">4.3. </w:t>
+      </w:r>
+      <w:r>
+        <w:t xml:space="preserve">Стороны освобождаются от ответственности при наступлении обстоятельств непреодолимой силы, если они прямо повлияли на исполнение обязательств.</w:t>
+      </w:r>
+    </w:p>
+    <w:p>
+      <w:r>
+        <w:t xml:space="preserve">4.4. </w:t>
+      </w:r>
+      <w:r>
+        <w:t xml:space="preserve">Сторона, для которой создалась невозможность исполнения, обязана уведомить другую Сторону. Срок уведомления — </w:t>
+      </w:r>
+      <w:r>
+        <w:t xml:space="preserve">в течение 36 месяцев со дня предъявления требования</w:t>
+      </w:r>
+      <w:r>
+        <w:t xml:space="preserve">.</w:t>
+      </w:r>
+    </w:p>
+    <w:p>
+      <w:r>
+        <w:t xml:space="preserve">4.5. </w:t>
+      </w:r>
+      <w:r>
+        <w:t xml:space="preserve">Все споры и разногласия решаются путём переговоров. Претензионный порядок обязателен, срок ответа на претензию — </w:t>
+      </w:r>
+      <w:r>
+        <w:t xml:space="preserve">в течение семи рабочих дней с даты подписания Сторонами акта сдачи-приемки оказанных услуг</w:t>
+      </w:r>
+      <w:r>
+        <w:t xml:space="preserve">.</w:t>
+      </w:r>
+    </w:p>
+    <w:p/>
+    <w:p/>
+    <w:p/>
+    <w:p>
+      <w:r>
+        <w:rPr>
+          <w:b/>
+        </w:rPr>
+        <w:t xml:space="preserve">9. КОНТРОЛЬНЫЕ ВЕЛИЧИНЫ</w:t>
+      </w:r>
+    </w:p>
+    <w:p>
+      <w:r>
+        <w:t xml:space="preserve">9.1. Контрольная запись: </w:t>
+      </w:r>
+      <w:r>
+        <w:rPr>
+          <w:b/>
+        </w:rPr>
+        <w:t xml:space="preserve">5/1</w:t>
+      </w:r>
+      <w:r>
+        <w:t xml:space="preserve">9</w:t>
+      </w:r>
+      <w:r>
+        <w:t xml:space="preserve">.</w:t>
+      </w:r>
+    </w:p>
+    <w:p>
+      <w:r>
+        <w:t xml:space="preserve">9.2. Контрольная запись: </w:t>
+      </w:r>
+      <w:r>
+        <w:rPr>
+          <w:b/>
+        </w:rPr>
+        <w:t xml:space="preserve">76 1</w:t>
+      </w:r>
+      <w:r>
+        <w:t xml:space="preserve">00 000 (Семьдесят шесть миллионов сто тысяч) руб. 00 копеек</w:t>
+      </w:r>
+      <w:r>
+        <w:t xml:space="preserve">.</w:t>
+      </w:r>
+    </w:p>
+    <w:p>
+      <w:r>
+        <w:t xml:space="preserve">9.3. Контрольная запись: </w:t>
+      </w:r>
+      <w:r>
+        <w:rPr>
+          <w:b/>
+        </w:rPr>
+        <w:t xml:space="preserve">1/1</w:t>
+      </w:r>
+      <w:r>
+        <w:t xml:space="preserve">30 ключевой ставки ЦБ РФ годовых</w:t>
+      </w:r>
+      <w:r>
+        <w:t xml:space="preserve">.</w:t>
+      </w:r>
+    </w:p>
+    <w:p>
+      <w:r>
+        <w:t xml:space="preserve">9.4. Контрольная запись: </w:t>
+      </w:r>
+      <w:r>
+        <w:t xml:space="preserve">не поздн е⁠е 20.10.2026</w:t>
+      </w:r>
+      <w:r>
+        <w:t xml:space="preserve">.</w:t>
+      </w:r>
+    </w:p>
+    <w:p/>
+    <w:p>
+      <w:r>
+        <w:rPr>
+          <w:b/>
+        </w:rPr>
+        <w:t xml:space="preserve">РЕКВИЗИТЫ И ПОДПИСИ СТОРОН</w:t>
+      </w:r>
+    </w:p>
+    <w:p/>
+    <w:tbl>
+      <w:tblPr>
+        <w:tblW w:w="9360" w:type="dxa"/>
+        <w:tblBorders>
+          <w:top w:val="single" w:sz="4" w:color="auto"/>
+          <w:left w:val="single" w:sz="4" w:color="auto"/>
+          <w:bottom w:val="single" w:sz="4" w:color="auto"/>
+          <w:right w:val="single" w:sz="4" w:color="auto"/>
+          <w:insideH w:val="single" w:sz="4" w:color="auto"/>
+          <w:insideV w:val="single" w:sz="4" w:color="auto"/>
+        </w:tblBorders>
+      </w:tblPr>
+      <w:tblGrid>
+        <w:gridCol w:w="4680"/>
+        <w:gridCol w:w="4680"/>
+      </w:tblGrid>
+      <w:tr>
+        <w:tc>
+          <w:tcPr>
+            <w:tcW w:w="4680" w:type="dxa"/>
+          </w:tcPr>
+          <w:p>
+            <w:r>
+              <w:rPr>
+                <w:b/>
+              </w:rPr>
+              <w:t xml:space="preserve">Поставщик:</w:t>
+            </w:r>
+          </w:p>
+          <w:p>
+            <w:r>
+              <w:t xml:space="preserve">Новикова Анна Андреевна</w:t>
+            </w:r>
+          </w:p>
+          <w:p>
+            <w:r>
+              <w:t xml:space="preserve">Дата рождения: </w:t>
+            </w:r>
+            <w:r>
+              <w:t xml:space="preserve">23.12.1960</w:t>
+            </w:r>
+          </w:p>
+          <w:p>
+            <w:r>
+              <w:t xml:space="preserve">Адрес регистрации: </w:t>
+            </w:r>
+            <w:r>
+              <w:t xml:space="preserve">443010, г. Самара, проезд Промышленная, д. 1, кв. 189</w:t>
+            </w:r>
+          </w:p>
+          <w:p>
+            <w:r>
+              <w:t xml:space="preserve">Паспорт </w:t>
+            </w:r>
+            <w:r>
+              <w:t xml:space="preserve">85 15 417953</w:t>
+            </w:r>
+            <w:r>
+              <w:t xml:space="preserve">, выдан ГУ МВД России по г. Москве 18.01.2010</w:t>
+            </w:r>
+            <w:r>
+              <w:t xml:space="preserve">, код подразделения </w:t>
+            </w:r>
+            <w:r>
+              <w:t xml:space="preserve">860-864</w:t>
+            </w:r>
+          </w:p>
+          <w:p>
+            <w:r>
+              <w:t xml:space="preserve">СНИЛС </w:t>
+            </w:r>
+            <w:r>
+              <w:t xml:space="preserve">531-695-707 03</w:t>
+            </w:r>
+            <w:r>
+              <w:t xml:space="preserve"> ИНН </w:t>
+            </w:r>
+            <w:r>
+              <w:t xml:space="preserve">784217469187</w:t>
+            </w:r>
+          </w:p>
+          <w:p>
+            <w:r>
+              <w:t xml:space="preserve">Тел.: </w:t>
+            </w:r>
+            <w:r>
+              <w:t xml:space="preserve">+7 (846) 176-79-38</w:t>
+            </w:r>
+          </w:p>
+          <w:p>
+            <w:r>
+              <w:t xml:space="preserve">E-mail: </w:t>
+            </w:r>
+            <w:r>
+              <w:t xml:space="preserve">novikova@inbox.ru</w:t>
+            </w:r>
+          </w:p>
+          <w:p/>
+          <w:p>
+            <w:r>
+              <w:t xml:space="preserve">______________ </w:t>
+            </w:r>
+            <w:r>
+              <w:t xml:space="preserve">Новикова А. А.</w:t>
+            </w:r>
+          </w:p>
+        </w:tc>
+        <w:tc>
+          <w:tcPr>
+            <w:tcW w:w="4680" w:type="dxa"/>
+          </w:tcPr>
+          <w:p>
+            <w:r>
               <w:rPr>
                 <w:b/>
               </w:rPr>
@@ -857,7 +944,7 @@
               <w:t xml:space="preserve">Адрес регистрации: </w:t>
             </w:r>
             <w:r>
-              <w:t xml:space="preserve">394000, г. Воронеж, ш. Баумана, д. 29, кв. 111</w:t>
+              <w:t xml:space="preserve">143400, г. Красногорск, пер. Лесная, д. 70, кв. 80</w:t>
             </w:r>
           </w:p>
           <w:p>
@@ -896,7 +983,7 @@
               <w:t xml:space="preserve">Тел.: </w:t>
             </w:r>
             <w:r>
-              <w:t xml:space="preserve">+7 (843) 378-79-49</w:t>
+              <w:t xml:space="preserve">+7 (846) 815-85-57</w:t>
             </w:r>
           </w:p>
           <w:p>
@@ -904,7 +991,7 @@
               <w:t xml:space="preserve">E-mail: </w:t>
             </w:r>
             <w:r>
-              <w:t xml:space="preserve">semenov@list.ru</w:t>
+              <w:t xml:space="preserve">semenov@mail.ru</w:t>
             </w:r>
           </w:p>
           <w:p/>

--- a/tests/corpus_v2/docs/supply_0012.docx
+++ b/tests/corpus_v2/docs/supply_0012.docx
@@ -156,7 +156,7 @@
         <w:t xml:space="preserve">Поставка осуществляется партиями на основании заявок Покупателя; срок отгрузки партии — </w:t>
       </w:r>
       <w:r>
-        <w:t xml:space="preserve">в течение 10 календарных дней со дня предъявления требования</w:t>
+        <w:t xml:space="preserve">в течение 30 календарных дней со дня предъявления требования</w:t>
       </w:r>
       <w:r>
         <w:t xml:space="preserve">.</w:t>
@@ -176,6 +176,101 @@
       </w:r>
       <w:r>
         <w:t xml:space="preserve">Качество товара должно соответствовать требованиям технических регламентов и подтверждаться сертификатами соответствия.</w:t>
+      </w:r>
+    </w:p>
+    <w:p>
+      <w:r>
+        <w:t xml:space="preserve">1.6. </w:t>
+      </w:r>
+      <w:r>
+        <w:t xml:space="preserve">Товар отгружается по товарной накладной ТОРГ-12 № </w:t>
+      </w:r>
+      <w:r>
+        <w:t xml:space="preserve">040648771</w:t>
+      </w:r>
+      <w:r>
+        <w:t xml:space="preserve">. Каталожный номер изделия — </w:t>
+      </w:r>
+      <w:r>
+        <w:t xml:space="preserve">049635137</w:t>
+      </w:r>
+      <w:r>
+        <w:t xml:space="preserve">. Изделию присвоен заводской номер </w:t>
+      </w:r>
+      <w:r>
+        <w:t xml:space="preserve">049014749</w:t>
+      </w:r>
+      <w:r>
+        <w:t xml:space="preserve">.</w:t>
+      </w:r>
+    </w:p>
+    <w:p>
+      <w:r>
+        <w:t xml:space="preserve">1.7. </w:t>
+      </w:r>
+      <w:r>
+        <w:t xml:space="preserve">Расходы отражаются по коду цели </w:t>
+      </w:r>
+      <w:r>
+        <w:t xml:space="preserve">045304238</w:t>
+      </w:r>
+      <w:r>
+        <w:t xml:space="preserve"> согласно приказу Минфина России № 157н. </w:t>
+      </w:r>
+      <w:r>
+        <w:t xml:space="preserve">БИК будет сообщён дополнительно, номер заявки — </w:t>
+      </w:r>
+      <w:r>
+        <w:t xml:space="preserve">043625558</w:t>
+      </w:r>
+      <w:r>
+        <w:t xml:space="preserve">.</w:t>
+      </w:r>
+    </w:p>
+    <w:p>
+      <w:r>
+        <w:t xml:space="preserve">1.8. </w:t>
+      </w:r>
+      <w:r>
+        <w:t xml:space="preserve">Расчёты за коммунальные услуги ведутся по лицевому счёту абонента </w:t>
+      </w:r>
+      <w:r>
+        <w:t xml:space="preserve">85021876599</w:t>
+      </w:r>
+      <w:r>
+        <w:t xml:space="preserve">. Приложение учтено за номером </w:t>
+      </w:r>
+      <w:r>
+        <w:t xml:space="preserve">83596226888</w:t>
+      </w:r>
+      <w:r>
+        <w:t xml:space="preserve">. Счётчик имеет заводской номер </w:t>
+      </w:r>
+      <w:r>
+        <w:t xml:space="preserve">80711482444</w:t>
+      </w:r>
+      <w:r>
+        <w:t xml:space="preserve">.</w:t>
+      </w:r>
+    </w:p>
+    <w:p>
+      <w:r>
+        <w:t xml:space="preserve">1.9. </w:t>
+      </w:r>
+      <w:r>
+        <w:t xml:space="preserve">Партия внесена в реестр под номером </w:t>
+      </w:r>
+      <w:r>
+        <w:t xml:space="preserve">88035145775</w:t>
+      </w:r>
+      <w:r>
+        <w:t xml:space="preserve">, как предусмотрено пунктом 2 статьи 434 Гражданского кодекса Российской Федерации. Уведомление о регистрации имеет исходящий № </w:t>
+      </w:r>
+      <w:r>
+        <w:t xml:space="preserve">88434615267</w:t>
+      </w:r>
+      <w:r>
+        <w:t xml:space="preserve">.</w:t>
       </w:r>
     </w:p>
     <w:p/>
@@ -192,7 +287,7 @@
         <w:t xml:space="preserve">2.1. Общая цена Договора: </w:t>
       </w:r>
       <w:r>
-        <w:t xml:space="preserve">не более 755 000 (Семисот пятидесяти пяти тысяч) рублей 5 коп.</w:t>
+        <w:t xml:space="preserve">не более 6 960 000 (Шести миллионов девятисот шестидесяти тысяч) рублей 0 коп.</w:t>
       </w:r>
       <w:r>
         <w:t xml:space="preserve">, </w:t>
@@ -215,7 +310,7 @@
         <w:t xml:space="preserve">, но не более </w:t>
       </w:r>
       <w:r>
-        <w:t xml:space="preserve">20 (двадцать) процентов от цены Договора</w:t>
+        <w:t xml:space="preserve">15 (пятнадцать) процентов от цены Договора</w:t>
       </w:r>
       <w:r>
         <w:t xml:space="preserve">.</w:t>
@@ -226,7 +321,7 @@
         <w:t xml:space="preserve">2.3. Срок оплаты — </w:t>
       </w:r>
       <w:r>
-        <w:t xml:space="preserve">не позднее 19.09.2026</w:t>
+        <w:t xml:space="preserve">не позднее 14.03.2026</w:t>
       </w:r>
       <w:r>
         <w:t xml:space="preserve">.</w:t>
@@ -246,7 +341,7 @@
         <w:t xml:space="preserve">, артикул </w:t>
       </w:r>
       <w:r>
-        <w:t xml:space="preserve">RM-6179-77</w:t>
+        <w:t xml:space="preserve">RM-3408-74</w:t>
       </w:r>
       <w:r>
         <w:t xml:space="preserve">, код </w:t>
@@ -306,49 +401,49 @@
         <w:t xml:space="preserve">. Товар отгружается с сопроводительным документом паспорт качества № </w:t>
       </w:r>
       <w:r>
-        <w:t xml:space="preserve">72 07 242509</w:t>
+        <w:t xml:space="preserve">88 24 740094</w:t>
       </w:r>
       <w:r>
         <w:t xml:space="preserve">. К партии приложен паспорт изделия № </w:t>
       </w:r>
       <w:r>
-        <w:t xml:space="preserve">22 11 769348</w:t>
+        <w:t xml:space="preserve">68 01 063250</w:t>
       </w:r>
       <w:r>
         <w:t xml:space="preserve">. Оборудование поставляется с паспортом транспортного средства № </w:t>
       </w:r>
       <w:r>
-        <w:t xml:space="preserve">41 15 680846</w:t>
+        <w:t xml:space="preserve">16 19 386959</w:t>
       </w:r>
       <w:r>
         <w:t xml:space="preserve">. Приёмка производится согласно техническому паспорту </w:t>
       </w:r>
       <w:r>
-        <w:t xml:space="preserve">18 15 545444</w:t>
+        <w:t xml:space="preserve">99 08 037068</w:t>
       </w:r>
       <w:r>
         <w:t xml:space="preserve">. СНИЛС не указан, номер заказа </w:t>
       </w:r>
       <w:r>
-        <w:t xml:space="preserve">858-179-782 58</w:t>
+        <w:t xml:space="preserve">287-789-124 62</w:t>
       </w:r>
       <w:r>
         <w:t xml:space="preserve">. Дата рождения не проставлена, документ выдан </w:t>
       </w:r>
       <w:r>
-        <w:t xml:space="preserve">16.03.2015</w:t>
+        <w:t xml:space="preserve">04.07.2019</w:t>
       </w:r>
       <w:r>
         <w:t xml:space="preserve">. Код подразделения, см. артикул </w:t>
       </w:r>
       <w:r>
-        <w:t xml:space="preserve">156-679</w:t>
+        <w:t xml:space="preserve">329-997</w:t>
       </w:r>
       <w:r>
         <w:t xml:space="preserve">. Цена — </w:t>
       </w:r>
       <w:r>
-        <w:t xml:space="preserve">Девять миллионов сто девяносто тысяч рублей 00 копеек</w:t>
+        <w:t xml:space="preserve">Четырнадцать тысяч рублей 00 копеек</w:t>
       </w:r>
       <w:r>
         <w:t xml:space="preserve">, НДС не облагается</w:t>
@@ -365,25 +460,25 @@
         <w:t xml:space="preserve">Товар маркирован штрихкодом </w:t>
       </w:r>
       <w:r>
-        <w:t xml:space="preserve">4608434615267</w:t>
+        <w:t xml:space="preserve">4609712141685</w:t>
       </w:r>
       <w:r>
         <w:t xml:space="preserve">. Код контрагента по ОКПО — </w:t>
       </w:r>
       <w:r>
-        <w:t xml:space="preserve">1050990513</w:t>
+        <w:t xml:space="preserve">7788083733</w:t>
       </w:r>
       <w:r>
         <w:t xml:space="preserve">. Оборудование учтено под инвентарным номером </w:t>
       </w:r>
       <w:r>
-        <w:t xml:space="preserve">046040373</w:t>
+        <w:t xml:space="preserve">047440601</w:t>
       </w:r>
       <w:r>
         <w:t xml:space="preserve">, складской позиции присвоен номер </w:t>
       </w:r>
       <w:r>
-        <w:t xml:space="preserve">636986494</w:t>
+        <w:t xml:space="preserve">864587158</w:t>
       </w:r>
       <w:r>
         <w:t xml:space="preserve">.</w:t>
@@ -397,19 +492,19 @@
         <w:t xml:space="preserve">Оплата по счёту-фактуре на КБК </w:t>
       </w:r>
       <w:r>
-        <w:t xml:space="preserve">18210101011011000146</w:t>
+        <w:t xml:space="preserve">18210101011011000198</w:t>
       </w:r>
       <w:r>
         <w:t xml:space="preserve">. ИНН не присвоен, регистрационный № </w:t>
       </w:r>
       <w:r>
-        <w:t xml:space="preserve">1348394716</w:t>
+        <w:t xml:space="preserve">4677668162</w:t>
       </w:r>
       <w:r>
         <w:t xml:space="preserve">. ИНН не присвоен, платёжный документ № </w:t>
       </w:r>
       <w:r>
-        <w:t xml:space="preserve">679078748336</w:t>
+        <w:t xml:space="preserve">319712409644</w:t>
       </w:r>
       <w:r>
         <w:t xml:space="preserve">. Заказчик действует в лице </w:t>
@@ -504,7 +599,7 @@
           </w:tcPr>
           <w:p>
             <w:r>
-              <w:t xml:space="preserve">6514744737</w:t>
+              <w:t xml:space="preserve">4573606924</w:t>
             </w:r>
           </w:p>
         </w:tc>
@@ -532,7 +627,7 @@
         <w:t xml:space="preserve">Полномочия подтверждаются свидетельством о рождении, выдано </w:t>
       </w:r>
       <w:r>
-        <w:t xml:space="preserve">27.01.2011</w:t>
+        <w:t xml:space="preserve">09.12.2020</w:t>
       </w:r>
       <w:r>
         <w:t xml:space="preserve"> отделом ЗАГС.</w:t>
@@ -561,7 +656,7 @@
           </w:tcPr>
           <w:p>
             <w:r>
-              <w:t xml:space="preserve">4</w:t>
+              <w:t xml:space="preserve">3</w:t>
             </w:r>
           </w:p>
         </w:tc>
@@ -611,7 +706,7 @@
         <w:t xml:space="preserve">3.1. Место исполнения обязательств: </w:t>
       </w:r>
       <w:r>
-        <w:t xml:space="preserve">394000, г. Воронеж, пер. Садовая, д. 17, кв. 166</w:t>
+        <w:t xml:space="preserve">170100, г. Тверь, ул. Баумана, д. 51, кв. 200</w:t>
       </w:r>
       <w:r>
         <w:t xml:space="preserve">.</w:t>
@@ -628,7 +723,7 @@
         <w:t xml:space="preserve"> по телефону </w:t>
       </w:r>
       <w:r>
-        <w:t xml:space="preserve">+7 (843) 122-64-85</w:t>
+        <w:t xml:space="preserve">+7 (383) 883-28-58</w:t>
       </w:r>
       <w:r>
         <w:t xml:space="preserve">.</w:t>
@@ -639,7 +734,111 @@
         <w:t xml:space="preserve">3.3. Срок исполнения обязательств — </w:t>
       </w:r>
       <w:r>
-        <w:t xml:space="preserve">в течение пяти дней с момента выставления счета</w:t>
+        <w:t xml:space="preserve">в течение четырнадцати дней с момента выставления счета</w:t>
+      </w:r>
+      <w:r>
+        <w:t xml:space="preserve">.</w:t>
+      </w:r>
+    </w:p>
+    <w:p>
+      <w:r>
+        <w:t xml:space="preserve">3.4. </w:t>
+      </w:r>
+      <w:r>
+        <w:t xml:space="preserve">Работы выполняются за счёт средств бюджета по коду бюджетной классификации </w:t>
+      </w:r>
+      <w:r>
+        <w:t xml:space="preserve">18251886413613074791</w:t>
+      </w:r>
+      <w:r>
+        <w:t xml:space="preserve">. Прибор учёта (счётчик) № </w:t>
+      </w:r>
+      <w:r>
+        <w:t xml:space="preserve">39361956948451322480</w:t>
+      </w:r>
+      <w:r>
+        <w:t xml:space="preserve">.</w:t>
+      </w:r>
+    </w:p>
+    <w:p>
+      <w:r>
+        <w:t xml:space="preserve">3.5. </w:t>
+      </w:r>
+      <w:r>
+        <w:t xml:space="preserve">Счёт на оплату выставляется с уникальным идентификатором начисления </w:t>
+      </w:r>
+      <w:r>
+        <w:t xml:space="preserve">18209698271961931952</w:t>
+      </w:r>
+      <w:r>
+        <w:t xml:space="preserve">. Счёт-проформа зарегистрирован за номером </w:t>
+      </w:r>
+      <w:r>
+        <w:t xml:space="preserve">77652947975438620744</w:t>
+      </w:r>
+      <w:r>
+        <w:t xml:space="preserve">. В силу статьи 855 Гражданского кодекса Российской Федерации списание со счёта ведётся по коду вида дохода </w:t>
+      </w:r>
+      <w:r>
+        <w:t xml:space="preserve">18210359070075657633</w:t>
+      </w:r>
+      <w:r>
+        <w:t xml:space="preserve">.</w:t>
+      </w:r>
+    </w:p>
+    <w:p>
+      <w:r>
+        <w:t xml:space="preserve">3.6. </w:t>
+      </w:r>
+      <w:r>
+        <w:t xml:space="preserve">ИНН иностранного контрагента не присваивается; номер записи в торговом реестре — </w:t>
+      </w:r>
+      <w:r>
+        <w:t xml:space="preserve">9391303898</w:t>
+      </w:r>
+      <w:r>
+        <w:t xml:space="preserve">. ИНН указан в приложении, номер спецификации </w:t>
+      </w:r>
+      <w:r>
+        <w:t xml:space="preserve">1271342094</w:t>
+      </w:r>
+      <w:r>
+        <w:t xml:space="preserve">. В силу статьи 84 Налогового кодекса Российской Федерации ИНН присваивается налоговым органом; номер решения — </w:t>
+      </w:r>
+      <w:r>
+        <w:t xml:space="preserve">2018971160</w:t>
+      </w:r>
+      <w:r>
+        <w:t xml:space="preserve">.</w:t>
+      </w:r>
+    </w:p>
+    <w:p>
+      <w:r>
+        <w:t xml:space="preserve">3.7. </w:t>
+      </w:r>
+      <w:r>
+        <w:t xml:space="preserve">Партии присвоен номер прослеживаемости </w:t>
+      </w:r>
+      <w:r>
+        <w:t xml:space="preserve">2548274578</w:t>
+      </w:r>
+      <w:r>
+        <w:t xml:space="preserve">. Доля посторонних включений — не более </w:t>
+      </w:r>
+      <w:r>
+        <w:t xml:space="preserve">1,1 %</w:t>
+      </w:r>
+      <w:r>
+        <w:t xml:space="preserve">. Прибор имеет погрешность не более </w:t>
+      </w:r>
+      <w:r>
+        <w:t xml:space="preserve">0,3 %</w:t>
+      </w:r>
+      <w:r>
+        <w:t xml:space="preserve">. Оборудованию присвоен заводской номер </w:t>
+      </w:r>
+      <w:r>
+        <w:t xml:space="preserve">5372297645</w:t>
       </w:r>
       <w:r>
         <w:t xml:space="preserve">.</w:t>
@@ -676,7 +875,7 @@
         <w:t xml:space="preserve">. Предельный размер ответственности: </w:t>
       </w:r>
       <w:r>
-        <w:t xml:space="preserve">20 (двадцать) процентов от цены Договора</w:t>
+        <w:t xml:space="preserve">15 (пятнадцать) процентов от цены Договора</w:t>
       </w:r>
       <w:r>
         <w:t xml:space="preserve">, но не более </w:t>
@@ -704,7 +903,7 @@
         <w:t xml:space="preserve">Сторона, для которой создалась невозможность исполнения, обязана уведомить другую Сторону. Срок уведомления — </w:t>
       </w:r>
       <w:r>
-        <w:t xml:space="preserve">в течение 36 месяцев со дня предъявления требования</w:t>
+        <w:t xml:space="preserve">в течение 24 месяцев со дня предъявления требования</w:t>
       </w:r>
       <w:r>
         <w:t xml:space="preserve">.</w:t>
@@ -718,7 +917,125 @@
         <w:t xml:space="preserve">Все споры и разногласия решаются путём переговоров. Претензионный порядок обязателен, срок ответа на претензию — </w:t>
       </w:r>
       <w:r>
-        <w:t xml:space="preserve">в течение семи рабочих дней с даты подписания Сторонами акта сдачи-приемки оказанных услуг</w:t>
+        <w:t xml:space="preserve">в течение трех рабочих дней с даты подписания Сторонами акта сдачи-приемки оказанных услуг</w:t>
+      </w:r>
+      <w:r>
+        <w:t xml:space="preserve">.</w:t>
+      </w:r>
+    </w:p>
+    <w:p>
+      <w:r>
+        <w:t xml:space="preserve">4.6. </w:t>
+      </w:r>
+      <w:r>
+        <w:t xml:space="preserve">ИНН физического лица не приводится; лицевой счёт — </w:t>
+      </w:r>
+      <w:r>
+        <w:t xml:space="preserve">410191886885</w:t>
+      </w:r>
+      <w:r>
+        <w:t xml:space="preserve">. ИНН указан в приложении; номенклатурный код позиции — </w:t>
+      </w:r>
+      <w:r>
+        <w:t xml:space="preserve">676863412606</w:t>
+      </w:r>
+      <w:r>
+        <w:t xml:space="preserve">. Обработка ИНН ведётся по статье 86 Налогового кодекса Российской Федерации, запрос № </w:t>
+      </w:r>
+      <w:r>
+        <w:t xml:space="preserve">890195016218</w:t>
+      </w:r>
+      <w:r>
+        <w:t xml:space="preserve">.</w:t>
+      </w:r>
+    </w:p>
+    <w:p>
+      <w:r>
+        <w:t xml:space="preserve">4.7. </w:t>
+      </w:r>
+      <w:r>
+        <w:t xml:space="preserve">Номер товарной накладной на партию — </w:t>
+      </w:r>
+      <w:r>
+        <w:t xml:space="preserve">890121286099</w:t>
+      </w:r>
+      <w:r>
+        <w:t xml:space="preserve">. Заводской номер контрольного модуля — </w:t>
+      </w:r>
+      <w:r>
+        <w:t xml:space="preserve">659863258623</w:t>
+      </w:r>
+      <w:r>
+        <w:t xml:space="preserve">. Уклон монтируемой кровли составляет </w:t>
+      </w:r>
+      <w:r>
+        <w:t xml:space="preserve">2 %</w:t>
+      </w:r>
+      <w:r>
+        <w:t xml:space="preserve">.</w:t>
+      </w:r>
+    </w:p>
+    <w:p>
+      <w:r>
+        <w:t xml:space="preserve">4.8. </w:t>
+      </w:r>
+      <w:r>
+        <w:t xml:space="preserve">Предельная доля иностранного участия по закону — </w:t>
+      </w:r>
+      <w:r>
+        <w:t xml:space="preserve">49 %</w:t>
+      </w:r>
+      <w:r>
+        <w:t xml:space="preserve">, как предусмотрено Федеральным законом о порядке осуществления иностранных инвестиций. Приложение № 3 к Договору содержит долю брака, не превышающую </w:t>
+      </w:r>
+      <w:r>
+        <w:t xml:space="preserve">1,7 %</w:t>
+      </w:r>
+      <w:r>
+        <w:t xml:space="preserve">.</w:t>
+      </w:r>
+    </w:p>
+    <w:p>
+      <w:r>
+        <w:t xml:space="preserve">4.9. </w:t>
+      </w:r>
+      <w:r>
+        <w:t xml:space="preserve">Товар имеет срок годности </w:t>
+      </w:r>
+      <w:r>
+        <w:t xml:space="preserve">в течение 24 месяцев</w:t>
+      </w:r>
+      <w:r>
+        <w:t xml:space="preserve"> с даты производства. Уложенная смесь выдерживается </w:t>
+      </w:r>
+      <w:r>
+        <w:t xml:space="preserve">в течение 48 часов</w:t>
+      </w:r>
+      <w:r>
+        <w:t xml:space="preserve"> без доступа влаги.</w:t>
+      </w:r>
+    </w:p>
+    <w:p>
+      <w:r>
+        <w:t xml:space="preserve">4.10. </w:t>
+      </w:r>
+      <w:r>
+        <w:t xml:space="preserve">Требования по качеству работ заявляются </w:t>
+      </w:r>
+      <w:r>
+        <w:t xml:space="preserve">в течение одного года</w:t>
+      </w:r>
+      <w:r>
+        <w:t xml:space="preserve"> по правилам статьи 725 Гражданского кодекса Российской Федерации. Поставщик присутствует на рынке </w:t>
+      </w:r>
+      <w:r>
+        <w:t xml:space="preserve">в течение 18 лет</w:t>
+      </w:r>
+      <w:r>
+        <w:t xml:space="preserve">. Отчётный период по Договору завершается </w:t>
+      </w:r>
+      <w:r>
+        <w:t xml:space="preserve">не позднее 02.12.2026</w:t>
       </w:r>
       <w:r>
         <w:t xml:space="preserve">.</w:t>
@@ -743,10 +1060,10 @@
         <w:rPr>
           <w:b/>
         </w:rPr>
-        <w:t xml:space="preserve">5/1</w:t>
-      </w:r>
-      <w:r>
-        <w:t xml:space="preserve">9</w:t>
+        <w:t xml:space="preserve">4/1</w:t>
+      </w:r>
+      <w:r>
+        <w:t xml:space="preserve">2</w:t>
       </w:r>
       <w:r>
         <w:t xml:space="preserve">.</w:t>
@@ -760,10 +1077,10 @@
         <w:rPr>
           <w:b/>
         </w:rPr>
-        <w:t xml:space="preserve">76 1</w:t>
-      </w:r>
-      <w:r>
-        <w:t xml:space="preserve">00 000 (Семьдесят шесть миллионов сто тысяч) руб. 00 копеек</w:t>
+        <w:t xml:space="preserve">3</w:t>
+      </w:r>
+      <w:r>
+        <w:t xml:space="preserve">44 000 (Триста сорок четыре тысячи) руб. 50 копеек</w:t>
       </w:r>
       <w:r>
         <w:t xml:space="preserve">.</w:t>
@@ -791,7 +1108,7 @@
         <w:t xml:space="preserve">9.4. Контрольная запись: </w:t>
       </w:r>
       <w:r>
-        <w:t xml:space="preserve">не поздн е⁠е 20.10.2026</w:t>
+        <w:t xml:space="preserve">не позд н⁠ее 09.03.2026</w:t>
       </w:r>
       <w:r>
         <w:t xml:space="preserve">.</w:t>
@@ -854,7 +1171,7 @@
               <w:t xml:space="preserve">Адрес регистрации: </w:t>
             </w:r>
             <w:r>
-              <w:t xml:space="preserve">443010, г. Самара, проезд Промышленная, д. 1, кв. 189</w:t>
+              <w:t xml:space="preserve">630099, г. Новосибирск, проезд Промышленная, д. 74, кв. 182</w:t>
             </w:r>
           </w:p>
           <w:p>
@@ -893,7 +1210,7 @@
               <w:t xml:space="preserve">Тел.: </w:t>
             </w:r>
             <w:r>
-              <w:t xml:space="preserve">+7 (846) 176-79-38</w:t>
+              <w:t xml:space="preserve">+7 (499) 317-32-51</w:t>
             </w:r>
           </w:p>
           <w:p>
@@ -901,7 +1218,7 @@
               <w:t xml:space="preserve">E-mail: </w:t>
             </w:r>
             <w:r>
-              <w:t xml:space="preserve">novikova@inbox.ru</w:t>
+              <w:t xml:space="preserve">novikova@gmail.com</w:t>
             </w:r>
           </w:p>
           <w:p/>
@@ -944,7 +1261,7 @@
               <w:t xml:space="preserve">Адрес регистрации: </w:t>
             </w:r>
             <w:r>
-              <w:t xml:space="preserve">143400, г. Красногорск, пер. Лесная, д. 70, кв. 80</w:t>
+              <w:t xml:space="preserve">141400, г. Химки, наб. Кирова, д. 63, кв. 151</w:t>
             </w:r>
           </w:p>
           <w:p>
@@ -983,7 +1300,7 @@
               <w:t xml:space="preserve">Тел.: </w:t>
             </w:r>
             <w:r>
-              <w:t xml:space="preserve">+7 (846) 815-85-57</w:t>
+              <w:t xml:space="preserve">+7 (383) 989-50-65</w:t>
             </w:r>
           </w:p>
           <w:p>

--- a/tests/corpus_v2/docs/supply_0012.docx
+++ b/tests/corpus_v2/docs/supply_0012.docx
@@ -1109,6 +1109,37 @@
       </w:r>
       <w:r>
         <w:t xml:space="preserve">не позд н⁠ее 09.03.2026</w:t>
+      </w:r>
+      <w:r>
+        <w:t xml:space="preserve">.</w:t>
+      </w:r>
+    </w:p>
+    <w:p/>
+    <w:p>
+      <w:r>
+        <w:rPr>
+          <w:b/>
+        </w:rPr>
+        <w:t xml:space="preserve">6. ОСОБЫЕ УСЛОВИЯ ОТДЕЛЬНЫХ ВИДОВ ДАННЫХ</w:t>
+      </w:r>
+    </w:p>
+    <w:p>
+      <w:r>
+        <w:t xml:space="preserve">6.1. Полномочия представителя подтверждены доверенностью, реестровый номер </w:t>
+      </w:r>
+      <w:r>
+        <w:t xml:space="preserve">50/121-н/50-2023-4-88</w:t>
+      </w:r>
+      <w:r>
+        <w:t xml:space="preserve">.</w:t>
+      </w:r>
+    </w:p>
+    <w:p>
+      <w:r>
+        <w:t xml:space="preserve">6.2. Для сопоставления в учёте указывается: </w:t>
+      </w:r>
+      <w:r>
+        <w:t xml:space="preserve">срок действия 12/2024-06/2025</w:t>
       </w:r>
       <w:r>
         <w:t xml:space="preserve">.</w:t>

--- a/tests/corpus_v2/docs/supply_0012.docx
+++ b/tests/corpus_v2/docs/supply_0012.docx
@@ -1125,21 +1125,87 @@
     </w:p>
     <w:p>
       <w:r>
-        <w:t xml:space="preserve">6.1. Полномочия представителя подтверждены доверенностью, реестровый номер </w:t>
-      </w:r>
-      <w:r>
-        <w:t xml:space="preserve">50/121-н/50-2023-4-88</w:t>
-      </w:r>
-      <w:r>
-        <w:t xml:space="preserve">.</w:t>
-      </w:r>
-    </w:p>
-    <w:p>
-      <w:r>
-        <w:t xml:space="preserve">6.2. Для сопоставления в учёте указывается: </w:t>
-      </w:r>
-      <w:r>
-        <w:t xml:space="preserve">срок действия 12/2024-06/2025</w:t>
+        <w:t xml:space="preserve">6.1. Работы выполняются на основании ранее заключённого Договора № </w:t>
+      </w:r>
+      <w:r>
+        <w:t xml:space="preserve">2/17</w:t>
+      </w:r>
+      <w:r>
+        <w:t xml:space="preserve"> между теми же сторонами.</w:t>
+      </w:r>
+    </w:p>
+    <w:p>
+      <w:r>
+        <w:t xml:space="preserve">6.2. Первичные документы: </w:t>
+      </w:r>
+      <w:r>
+        <w:t xml:space="preserve">как указано в пункте 4.2 настоящего Договора</w:t>
+      </w:r>
+      <w:r>
+        <w:t xml:space="preserve">.</w:t>
+      </w:r>
+    </w:p>
+    <w:p>
+      <w:r>
+        <w:t xml:space="preserve">6.3. Запись о лицензии внесена в реестр за регистрационным номером </w:t>
+      </w:r>
+      <w:r>
+        <w:t xml:space="preserve">731004592</w:t>
+      </w:r>
+      <w:r>
+        <w:t xml:space="preserve">.</w:t>
+      </w:r>
+    </w:p>
+    <w:p>
+      <w:r>
+        <w:t xml:space="preserve">6.4. Внутренний учёт ведётся отдельно: </w:t>
+      </w:r>
+      <w:r>
+        <w:t xml:space="preserve">инвентарный номер 123456789</w:t>
+      </w:r>
+      <w:r>
+        <w:t xml:space="preserve">.</w:t>
+      </w:r>
+    </w:p>
+    <w:p>
+      <w:r>
+        <w:t xml:space="preserve">6.5. Полномочия представителя подтверждены доверенностью, реестровый номер </w:t>
+      </w:r>
+      <w:r>
+        <w:t xml:space="preserve">78/1445-н/78-2022-12-7</w:t>
+      </w:r>
+      <w:r>
+        <w:t xml:space="preserve">.</w:t>
+      </w:r>
+    </w:p>
+    <w:p>
+      <w:r>
+        <w:t xml:space="preserve">6.6. Для сопоставления в учёте указывается: </w:t>
+      </w:r>
+      <w:r>
+        <w:t xml:space="preserve">ГОСТ Р 52044-2003</w:t>
+      </w:r>
+      <w:r>
+        <w:t xml:space="preserve">.</w:t>
+      </w:r>
+    </w:p>
+    <w:p>
+      <w:r>
+        <w:t xml:space="preserve">6.7. Решение принято большинством в </w:t>
+      </w:r>
+      <w:r>
+        <w:t xml:space="preserve">9 % уставного капитала общества</w:t>
+      </w:r>
+      <w:r>
+        <w:t xml:space="preserve"> от общего числа голосов членов совета директоров.</w:t>
+      </w:r>
+    </w:p>
+    <w:p>
+      <w:r>
+        <w:t xml:space="preserve">6.8. Кворум определяется уставом: </w:t>
+      </w:r>
+      <w:r>
+        <w:t xml:space="preserve">доля брака не превышает 1 % партии</w:t>
       </w:r>
       <w:r>
         <w:t xml:space="preserve">.</w:t>

--- a/tests/corpus_v2/docs/supply_0012.docx
+++ b/tests/corpus_v2/docs/supply_0012.docx
@@ -1125,10 +1125,32 @@
     </w:p>
     <w:p>
       <w:r>
-        <w:t xml:space="preserve">6.1. Работы выполняются на основании ранее заключённого Договора № </w:t>
-      </w:r>
-      <w:r>
-        <w:t xml:space="preserve">2/17</w:t>
+        <w:t xml:space="preserve">6.1. Стороны ранее заключили </w:t>
+      </w:r>
+      <w:r>
+        <w:t xml:space="preserve">договор уступки права требования</w:t>
+      </w:r>
+      <w:r>
+        <w:t xml:space="preserve"> на сопоставимых условиях.</w:t>
+      </w:r>
+    </w:p>
+    <w:p>
+      <w:r>
+        <w:t xml:space="preserve">6.2. Прочие условия: </w:t>
+      </w:r>
+      <w:r>
+        <w:t xml:space="preserve">отношения сторон регулируются гражданским законодательством</w:t>
+      </w:r>
+      <w:r>
+        <w:t xml:space="preserve">.</w:t>
+      </w:r>
+    </w:p>
+    <w:p>
+      <w:r>
+        <w:t xml:space="preserve">6.3. Работы выполняются на основании ранее заключённого Договора № </w:t>
+      </w:r>
+      <w:r>
+        <w:t xml:space="preserve">01Ф-00034/16-124Д</w:t>
       </w:r>
       <w:r>
         <w:t xml:space="preserve"> между теми же сторонами.</w:t>
@@ -1136,29 +1158,73 @@
     </w:p>
     <w:p>
       <w:r>
-        <w:t xml:space="preserve">6.2. Первичные документы: </w:t>
-      </w:r>
-      <w:r>
-        <w:t xml:space="preserve">как указано в пункте 4.2 настоящего Договора</w:t>
-      </w:r>
-      <w:r>
-        <w:t xml:space="preserve">.</w:t>
-      </w:r>
-    </w:p>
-    <w:p>
-      <w:r>
-        <w:t xml:space="preserve">6.3. Запись о лицензии внесена в реестр за регистрационным номером </w:t>
-      </w:r>
-      <w:r>
-        <w:t xml:space="preserve">731004592</w:t>
-      </w:r>
-      <w:r>
-        <w:t xml:space="preserve">.</w:t>
-      </w:r>
-    </w:p>
-    <w:p>
-      <w:r>
-        <w:t xml:space="preserve">6.4. Внутренний учёт ведётся отдельно: </w:t>
+        <w:t xml:space="preserve">6.4. Первичные документы: </w:t>
+      </w:r>
+      <w:r>
+        <w:t xml:space="preserve">счёт-фактура выставлена без ссылки на номер</w:t>
+      </w:r>
+      <w:r>
+        <w:t xml:space="preserve">.</w:t>
+      </w:r>
+    </w:p>
+    <w:p>
+      <w:r>
+        <w:t xml:space="preserve">6.5. Паспорт гражданина Российской Федерации выдан </w:t>
+      </w:r>
+      <w:r>
+        <w:t xml:space="preserve">ОУФМС России по Тверской области в Заволжском р-не</w:t>
+      </w:r>
+      <w:r>
+        <w:t xml:space="preserve">, паспорт предъявлен при подписании.</w:t>
+      </w:r>
+    </w:p>
+    <w:p>
+      <w:r>
+        <w:t xml:space="preserve">6.6. Сопутствующие сведения: </w:t>
+      </w:r>
+      <w:r>
+        <w:t xml:space="preserve">доверенность выдана сроком на три года без права передоверия</w:t>
+      </w:r>
+      <w:r>
+        <w:t xml:space="preserve">.</w:t>
+      </w:r>
+    </w:p>
+    <w:p>
+      <w:r>
+        <w:t xml:space="preserve">6.7. Запись о государственной регистрации внесена регистрирующим органом: </w:t>
+      </w:r>
+      <w:r>
+        <w:t xml:space="preserve">Инспекция ФНС России № 24 по г. Москве</w:t>
+      </w:r>
+      <w:r>
+        <w:t xml:space="preserve">.</w:t>
+      </w:r>
+    </w:p>
+    <w:p>
+      <w:r>
+        <w:t xml:space="preserve">6.8. Общие сведения о регистрации: </w:t>
+      </w:r>
+      <w:r>
+        <w:t xml:space="preserve">отчётность представляется в налоговый орган по месту учёта</w:t>
+      </w:r>
+      <w:r>
+        <w:t xml:space="preserve">.</w:t>
+      </w:r>
+    </w:p>
+    <w:p>
+      <w:r>
+        <w:t xml:space="preserve">6.9. Запись о лицензии внесена в реестр за регистрационным номером </w:t>
+      </w:r>
+      <w:r>
+        <w:t xml:space="preserve">144625873</w:t>
+      </w:r>
+      <w:r>
+        <w:t xml:space="preserve">.</w:t>
+      </w:r>
+    </w:p>
+    <w:p>
+      <w:r>
+        <w:t xml:space="preserve">6.10. Внутренний учёт ведётся отдельно: </w:t>
       </w:r>
       <w:r>
         <w:t xml:space="preserve">инвентарный номер 123456789</w:t>
@@ -1169,32 +1235,32 @@
     </w:p>
     <w:p>
       <w:r>
-        <w:t xml:space="preserve">6.5. Полномочия представителя подтверждены доверенностью, реестровый номер </w:t>
-      </w:r>
-      <w:r>
-        <w:t xml:space="preserve">78/1445-н/78-2022-12-7</w:t>
-      </w:r>
-      <w:r>
-        <w:t xml:space="preserve">.</w:t>
-      </w:r>
-    </w:p>
-    <w:p>
-      <w:r>
-        <w:t xml:space="preserve">6.6. Для сопоставления в учёте указывается: </w:t>
-      </w:r>
-      <w:r>
-        <w:t xml:space="preserve">ГОСТ Р 52044-2003</w:t>
-      </w:r>
-      <w:r>
-        <w:t xml:space="preserve">.</w:t>
-      </w:r>
-    </w:p>
-    <w:p>
-      <w:r>
-        <w:t xml:space="preserve">6.7. Решение принято большинством в </w:t>
-      </w:r>
-      <w:r>
-        <w:t xml:space="preserve">9 % уставного капитала общества</w:t>
+        <w:t xml:space="preserve">6.11. Полномочия представителя подтверждены доверенностью, реестровый номер </w:t>
+      </w:r>
+      <w:r>
+        <w:t xml:space="preserve">50/121-н/50-2023-4-88</w:t>
+      </w:r>
+      <w:r>
+        <w:t xml:space="preserve">.</w:t>
+      </w:r>
+    </w:p>
+    <w:p>
+      <w:r>
+        <w:t xml:space="preserve">6.12. Для сопоставления в учёте указывается: </w:t>
+      </w:r>
+      <w:r>
+        <w:t xml:space="preserve">кадастровый номер 77:01:0004012:2211</w:t>
+      </w:r>
+      <w:r>
+        <w:t xml:space="preserve">.</w:t>
+      </w:r>
+    </w:p>
+    <w:p>
+      <w:r>
+        <w:t xml:space="preserve">6.13. Решение принято большинством в </w:t>
+      </w:r>
+      <w:r>
+        <w:t xml:space="preserve">25,5 % голосов от общего числа</w:t>
       </w:r>
       <w:r>
         <w:t xml:space="preserve"> от общего числа голосов членов совета директоров.</w:t>
@@ -1202,7 +1268,7 @@
     </w:p>
     <w:p>
       <w:r>
-        <w:t xml:space="preserve">6.8. Кворум определяется уставом: </w:t>
+        <w:t xml:space="preserve">6.14. Кворум определяется уставом: </w:t>
       </w:r>
       <w:r>
         <w:t xml:space="preserve">доля брака не превышает 1 % партии</w:t>

--- a/tests/corpus_v2/docs/supply_0012.docx
+++ b/tests/corpus_v2/docs/supply_0012.docx
@@ -39,7 +39,7 @@
         <w:t xml:space="preserve">     </w:t>
       </w:r>
       <w:r>
-        <w:t xml:space="preserve">23.02.2025</w:t>
+        <w:t xml:space="preserve">23 февраля 2025 года</w:t>
       </w:r>
     </w:p>
     <w:p/>
